--- a/3/РБП/курсач/course_without_diagrams.docx
+++ b/3/РБП/курсач/course_without_diagrams.docx
@@ -1880,7 +1880,7 @@
     </w:p>
     <w:p>
       <w:r>
-        <w:t>Текущий бизнес-процесс декомпозирован на четыре основных подпроцесса; их ресурсное обеспечение и участники представлены в таблицах 2 и 3.</w:t>
+        <w:t>Текущий бизнес-процесс рассматривается как информационное сопровождение заказа. Физическая сборка, тестирование оборудования и упаковка не включаются во время выполнения процесса; в расчет включаются только операции проверки, регистрации, фиксации данных, обновления статусов и передачи информации между участниками.</w:t>
       </w:r>
     </w:p>
     <w:p>
@@ -1889,7 +1889,7 @@
         <w:ind w:left="709" w:firstLine="0"/>
       </w:pPr>
       <w:r>
-        <w:t>Прием заказа: получение заказа из маркетплейса, проверка корректности данных и регистрация заказа.</w:t>
+        <w:t>Получение заказа и первичная проверка данных: получение заказа из Ozon/CMS, последовательная проверка цены, состава конфигурации и статуса заказа.</w:t>
       </w:r>
     </w:p>
     <w:p>
@@ -1898,7 +1898,7 @@
         <w:ind w:left="709" w:firstLine="0"/>
       </w:pPr>
       <w:r>
-        <w:t>Проверка и подготовка выполнения заказа: проверка наличия комплектующих, определение возможности выполнения и формирование задания на сборку.</w:t>
+        <w:t>Подготовка информационного выполнения заказа: регистрация заказа, назначение ответственного, проверка наличия комплектующих по учетным данным и резервирование позиции в CMS.</w:t>
       </w:r>
     </w:p>
     <w:p>
@@ -1907,7 +1907,7 @@
         <w:ind w:left="709" w:firstLine="0"/>
       </w:pPr>
       <w:r>
-        <w:t>Комплектация заказа: сборка компьютерной системы, установка операционной системы и программного обеспечения, тестирование и фиксация результатов.</w:t>
+        <w:t>Информационное сопровождение выполнения: привязка серийных номеров комплектующих, фиксация передачи заказа на сборку, внесение результатов диагностики и ссылки на видеофиксацию.</w:t>
       </w:r>
     </w:p>
     <w:p>
@@ -1916,7 +1916,7 @@
         <w:ind w:left="709" w:firstLine="0"/>
       </w:pPr>
       <w:r>
-        <w:t>Подготовка заказа к отгрузке: упаковка изделия, формирование сопроводительных документов и передача заказа в доставку.</w:t>
+        <w:t>Закрытие информационного контура заказа: контроль полноты данных, обновление финального статуса и передача сведений о готовности заказа в логистику и маркетплейс.</w:t>
       </w:r>
     </w:p>
     <w:p>
@@ -1946,15 +1946,8 @@
             <w:tcW w:w="2409" w:type="dxa"/>
           </w:tcPr>
           <w:p>
-            <w:pPr>
-              <w:spacing w:line="276" w:lineRule="auto"/>
-              <w:ind w:firstLine="0"/>
-            </w:pPr>
-            <w:r>
-              <w:rPr>
-                <w:sz w:val="22"/>
-              </w:rPr>
-              <w:t>Наименование подпроцесса</w:t>
+            <w:r>
+              <w:t>Наименование информационной задачи</w:t>
             </w:r>
           </w:p>
         </w:tc>
@@ -1963,14 +1956,7 @@
             <w:tcW w:w="2409" w:type="dxa"/>
           </w:tcPr>
           <w:p>
-            <w:pPr>
-              <w:spacing w:line="276" w:lineRule="auto"/>
-              <w:ind w:firstLine="0"/>
-            </w:pPr>
-            <w:r>
-              <w:rPr>
-                <w:sz w:val="22"/>
-              </w:rPr>
+            <w:r>
               <w:t>Преобразуемый ресурс (вход)</w:t>
             </w:r>
           </w:p>
@@ -1980,14 +1966,7 @@
             <w:tcW w:w="2409" w:type="dxa"/>
           </w:tcPr>
           <w:p>
-            <w:pPr>
-              <w:spacing w:line="276" w:lineRule="auto"/>
-              <w:ind w:firstLine="0"/>
-            </w:pPr>
-            <w:r>
-              <w:rPr>
-                <w:sz w:val="22"/>
-              </w:rPr>
+            <w:r>
               <w:t>Преобразованный ресурс (выход)</w:t>
             </w:r>
           </w:p>
@@ -1997,15 +1976,8 @@
             <w:tcW w:w="2409" w:type="dxa"/>
           </w:tcPr>
           <w:p>
-            <w:pPr>
-              <w:spacing w:line="276" w:lineRule="auto"/>
-              <w:ind w:firstLine="0"/>
-            </w:pPr>
-            <w:r>
-              <w:rPr>
-                <w:sz w:val="22"/>
-              </w:rPr>
-              <w:t>Исполнители подпроцесса</w:t>
+            <w:r>
+              <w:t>Исполнитель</w:t>
             </w:r>
           </w:p>
         </w:tc>
@@ -2013,69 +1985,41 @@
       <w:tr>
         <w:tc>
           <w:tcPr>
-            <w:tcW w:w="2409" w:type="dxa"/>
-          </w:tcPr>
-          <w:p>
-            <w:pPr>
-              <w:spacing w:line="276" w:lineRule="auto"/>
-              <w:ind w:firstLine="0"/>
-            </w:pPr>
-            <w:r>
-              <w:rPr>
-                <w:sz w:val="22"/>
-              </w:rPr>
-              <w:t>1. Приём заказа</w:t>
-            </w:r>
-          </w:p>
-        </w:tc>
-        <w:tc>
-          <w:tcPr>
-            <w:tcW w:w="2409" w:type="dxa"/>
-          </w:tcPr>
-          <w:p>
-            <w:pPr>
-              <w:spacing w:line="276" w:lineRule="auto"/>
-              <w:ind w:firstLine="0"/>
-            </w:pPr>
-            <w:r>
-              <w:rPr>
-                <w:sz w:val="22"/>
-              </w:rPr>
-              <w:t>Заказ, данные о конфигурации из карточки товара</w:t>
-            </w:r>
-          </w:p>
-        </w:tc>
-        <w:tc>
-          <w:tcPr>
-            <w:tcW w:w="2409" w:type="dxa"/>
-          </w:tcPr>
-          <w:p>
-            <w:pPr>
-              <w:spacing w:line="276" w:lineRule="auto"/>
-              <w:ind w:firstLine="0"/>
-            </w:pPr>
-            <w:r>
-              <w:rPr>
-                <w:sz w:val="22"/>
-              </w:rPr>
-              <w:t>Зарегистрированный заказ</w:t>
-            </w:r>
-          </w:p>
-        </w:tc>
-        <w:tc>
-          <w:tcPr>
-            <w:tcW w:w="2409" w:type="dxa"/>
-          </w:tcPr>
-          <w:p>
-            <w:pPr>
-              <w:spacing w:line="276" w:lineRule="auto"/>
-              <w:ind w:firstLine="0"/>
-            </w:pPr>
-            <w:r>
-              <w:rPr>
-                <w:sz w:val="22"/>
-              </w:rPr>
-              <w:t>Руководитель производственного участка</w:t>
+            <w:tcW w:type="dxa" w:w="2409"/>
+          </w:tcPr>
+          <w:p>
+            <w:r>
+              <w:t>1. Получить заказ из Ozon/CMS</w:t>
+            </w:r>
+          </w:p>
+        </w:tc>
+        <w:tc>
+          <w:tcPr>
+            <w:tcW w:type="dxa" w:w="2409"/>
+          </w:tcPr>
+          <w:p>
+            <w:r>
+              <w:t>Уведомление маркетплейса, данные заказа</w:t>
+            </w:r>
+          </w:p>
+        </w:tc>
+        <w:tc>
+          <w:tcPr>
+            <w:tcW w:type="dxa" w:w="2409"/>
+          </w:tcPr>
+          <w:p>
+            <w:r>
+              <w:t>Заказ открыт для проверки в CMS</w:t>
+            </w:r>
+          </w:p>
+        </w:tc>
+        <w:tc>
+          <w:tcPr>
+            <w:tcW w:type="dxa" w:w="2409"/>
+          </w:tcPr>
+          <w:p>
+            <w:r>
+              <w:t>Руководитель отдела производства</w:t>
             </w:r>
           </w:p>
         </w:tc>
@@ -2083,69 +2027,41 @@
       <w:tr>
         <w:tc>
           <w:tcPr>
-            <w:tcW w:w="2409" w:type="dxa"/>
-          </w:tcPr>
-          <w:p>
-            <w:pPr>
-              <w:spacing w:line="276" w:lineRule="auto"/>
-              <w:ind w:firstLine="0"/>
-            </w:pPr>
-            <w:r>
-              <w:rPr>
-                <w:sz w:val="22"/>
-              </w:rPr>
-              <w:t>2. Проверка и подготовка выполнения заказа</w:t>
-            </w:r>
-          </w:p>
-        </w:tc>
-        <w:tc>
-          <w:tcPr>
-            <w:tcW w:w="2409" w:type="dxa"/>
-          </w:tcPr>
-          <w:p>
-            <w:pPr>
-              <w:spacing w:line="276" w:lineRule="auto"/>
-              <w:ind w:firstLine="0"/>
-            </w:pPr>
-            <w:r>
-              <w:rPr>
-                <w:sz w:val="22"/>
-              </w:rPr>
-              <w:t>Зарегистрированный заказ, данные о конфигурации из карточки товара, данные о наличии комплектующих</w:t>
-            </w:r>
-          </w:p>
-        </w:tc>
-        <w:tc>
-          <w:tcPr>
-            <w:tcW w:w="2409" w:type="dxa"/>
-          </w:tcPr>
-          <w:p>
-            <w:pPr>
-              <w:spacing w:line="276" w:lineRule="auto"/>
-              <w:ind w:firstLine="0"/>
-            </w:pPr>
-            <w:r>
-              <w:rPr>
-                <w:sz w:val="22"/>
-              </w:rPr>
-              <w:t>Подтверждение возможности выполнения заказа, задание на сборку, заявка на закупку (опционально)</w:t>
-            </w:r>
-          </w:p>
-        </w:tc>
-        <w:tc>
-          <w:tcPr>
-            <w:tcW w:w="2409" w:type="dxa"/>
-          </w:tcPr>
-          <w:p>
-            <w:pPr>
-              <w:spacing w:line="276" w:lineRule="auto"/>
-              <w:ind w:firstLine="0"/>
-            </w:pPr>
-            <w:r>
-              <w:rPr>
-                <w:sz w:val="22"/>
-              </w:rPr>
-              <w:t>Руководитель производственного участка</w:t>
+            <w:tcW w:type="dxa" w:w="2409"/>
+          </w:tcPr>
+          <w:p>
+            <w:r>
+              <w:t>2. Проверить цену заказа</w:t>
+            </w:r>
+          </w:p>
+        </w:tc>
+        <w:tc>
+          <w:tcPr>
+            <w:tcW w:type="dxa" w:w="2409"/>
+          </w:tcPr>
+          <w:p>
+            <w:r>
+              <w:t>Цена заказа, карточка товара, актуальные условия продажи</w:t>
+            </w:r>
+          </w:p>
+        </w:tc>
+        <w:tc>
+          <w:tcPr>
+            <w:tcW w:type="dxa" w:w="2409"/>
+          </w:tcPr>
+          <w:p>
+            <w:r>
+              <w:t>Подтверждение корректности цены или отметка о расхождении</w:t>
+            </w:r>
+          </w:p>
+        </w:tc>
+        <w:tc>
+          <w:tcPr>
+            <w:tcW w:type="dxa" w:w="2409"/>
+          </w:tcPr>
+          <w:p>
+            <w:r>
+              <w:t>Руководитель отдела производства</w:t>
             </w:r>
           </w:p>
         </w:tc>
@@ -2153,69 +2069,41 @@
       <w:tr>
         <w:tc>
           <w:tcPr>
-            <w:tcW w:w="2409" w:type="dxa"/>
-          </w:tcPr>
-          <w:p>
-            <w:pPr>
-              <w:spacing w:line="276" w:lineRule="auto"/>
-              <w:ind w:firstLine="0"/>
-            </w:pPr>
-            <w:r>
-              <w:rPr>
-                <w:sz w:val="22"/>
-              </w:rPr>
-              <w:t>3. Комплектация заказа</w:t>
-            </w:r>
-          </w:p>
-        </w:tc>
-        <w:tc>
-          <w:tcPr>
-            <w:tcW w:w="2409" w:type="dxa"/>
-          </w:tcPr>
-          <w:p>
-            <w:pPr>
-              <w:spacing w:line="276" w:lineRule="auto"/>
-              <w:ind w:firstLine="0"/>
-            </w:pPr>
-            <w:r>
-              <w:rPr>
-                <w:sz w:val="22"/>
-              </w:rPr>
-              <w:t>Задание на сборку, данные о конфигурации, инструкции и параметры сборки</w:t>
-            </w:r>
-          </w:p>
-        </w:tc>
-        <w:tc>
-          <w:tcPr>
-            <w:tcW w:w="2409" w:type="dxa"/>
-          </w:tcPr>
-          <w:p>
-            <w:pPr>
-              <w:spacing w:line="276" w:lineRule="auto"/>
-              <w:ind w:firstLine="0"/>
-            </w:pPr>
-            <w:r>
-              <w:rPr>
-                <w:sz w:val="22"/>
-              </w:rPr>
-              <w:t>Результаты тестирования, видео-отчёт о сборке</w:t>
-            </w:r>
-          </w:p>
-        </w:tc>
-        <w:tc>
-          <w:tcPr>
-            <w:tcW w:w="2409" w:type="dxa"/>
-          </w:tcPr>
-          <w:p>
-            <w:pPr>
-              <w:spacing w:line="276" w:lineRule="auto"/>
-              <w:ind w:firstLine="0"/>
-            </w:pPr>
-            <w:r>
-              <w:rPr>
-                <w:sz w:val="22"/>
-              </w:rPr>
-              <w:t>Платформеры, сборщики, ПО для тестирования (AIDA64 и др.)</w:t>
+            <w:tcW w:type="dxa" w:w="2409"/>
+          </w:tcPr>
+          <w:p>
+            <w:r>
+              <w:t>3. Проверить состав конфигурации</w:t>
+            </w:r>
+          </w:p>
+        </w:tc>
+        <w:tc>
+          <w:tcPr>
+            <w:tcW w:type="dxa" w:w="2409"/>
+          </w:tcPr>
+          <w:p>
+            <w:r>
+              <w:t>Состав заказа, параметры конфигурации из карточки товара</w:t>
+            </w:r>
+          </w:p>
+        </w:tc>
+        <w:tc>
+          <w:tcPr>
+            <w:tcW w:type="dxa" w:w="2409"/>
+          </w:tcPr>
+          <w:p>
+            <w:r>
+              <w:t>Подтвержденный состав конфигурации</w:t>
+            </w:r>
+          </w:p>
+        </w:tc>
+        <w:tc>
+          <w:tcPr>
+            <w:tcW w:type="dxa" w:w="2409"/>
+          </w:tcPr>
+          <w:p>
+            <w:r>
+              <w:t>Руководитель отдела производства</w:t>
             </w:r>
           </w:p>
         </w:tc>
@@ -2223,69 +2111,335 @@
       <w:tr>
         <w:tc>
           <w:tcPr>
-            <w:tcW w:w="2409" w:type="dxa"/>
-          </w:tcPr>
-          <w:p>
-            <w:pPr>
-              <w:spacing w:line="276" w:lineRule="auto"/>
-              <w:ind w:firstLine="0"/>
-            </w:pPr>
-            <w:r>
-              <w:rPr>
-                <w:sz w:val="22"/>
-              </w:rPr>
-              <w:t>4. Подготовка заказа к отгрузке</w:t>
-            </w:r>
-          </w:p>
-        </w:tc>
-        <w:tc>
-          <w:tcPr>
-            <w:tcW w:w="2409" w:type="dxa"/>
-          </w:tcPr>
-          <w:p>
-            <w:pPr>
-              <w:spacing w:line="276" w:lineRule="auto"/>
-              <w:ind w:firstLine="0"/>
-            </w:pPr>
-            <w:r>
-              <w:rPr>
-                <w:sz w:val="22"/>
-              </w:rPr>
-              <w:t>Данные о готовом заказе, результаты тестирования, данные о доставке</w:t>
-            </w:r>
-          </w:p>
-        </w:tc>
-        <w:tc>
-          <w:tcPr>
-            <w:tcW w:w="2409" w:type="dxa"/>
-          </w:tcPr>
-          <w:p>
-            <w:pPr>
-              <w:spacing w:line="276" w:lineRule="auto"/>
-              <w:ind w:firstLine="0"/>
-            </w:pPr>
-            <w:r>
-              <w:rPr>
-                <w:sz w:val="22"/>
-              </w:rPr>
-              <w:t>Данные о готовом заказе, результаты тестирования</w:t>
-            </w:r>
-          </w:p>
-        </w:tc>
-        <w:tc>
-          <w:tcPr>
-            <w:tcW w:w="2409" w:type="dxa"/>
-          </w:tcPr>
-          <w:p>
-            <w:pPr>
-              <w:spacing w:line="276" w:lineRule="auto"/>
-              <w:ind w:firstLine="0"/>
-            </w:pPr>
-            <w:r>
-              <w:rPr>
-                <w:sz w:val="22"/>
-              </w:rPr>
-              <w:t>Руководитель производственного участка, водитель, маркетплейс (Ozon)</w:t>
+            <w:tcW w:type="dxa" w:w="2409"/>
+          </w:tcPr>
+          <w:p>
+            <w:r>
+              <w:t>4. Проверить статус заказа</w:t>
+            </w:r>
+          </w:p>
+        </w:tc>
+        <w:tc>
+          <w:tcPr>
+            <w:tcW w:type="dxa" w:w="2409"/>
+          </w:tcPr>
+          <w:p>
+            <w:r>
+              <w:t>Статус оплаты, статус обработки, данные маркетплейса</w:t>
+            </w:r>
+          </w:p>
+        </w:tc>
+        <w:tc>
+          <w:tcPr>
+            <w:tcW w:type="dxa" w:w="2409"/>
+          </w:tcPr>
+          <w:p>
+            <w:r>
+              <w:t>Решение о принятии заказа в работу</w:t>
+            </w:r>
+          </w:p>
+        </w:tc>
+        <w:tc>
+          <w:tcPr>
+            <w:tcW w:type="dxa" w:w="2409"/>
+          </w:tcPr>
+          <w:p>
+            <w:r>
+              <w:t>Руководитель отдела производства</w:t>
+            </w:r>
+          </w:p>
+        </w:tc>
+      </w:tr>
+      <w:tr>
+        <w:tc>
+          <w:tcPr>
+            <w:tcW w:type="dxa" w:w="2409"/>
+          </w:tcPr>
+          <w:p>
+            <w:r>
+              <w:t>5. Зарегистрировать заказ и назначить ответственного</w:t>
+            </w:r>
+          </w:p>
+        </w:tc>
+        <w:tc>
+          <w:tcPr>
+            <w:tcW w:type="dxa" w:w="2409"/>
+          </w:tcPr>
+          <w:p>
+            <w:r>
+              <w:t>Проверенные данные заказа</w:t>
+            </w:r>
+          </w:p>
+        </w:tc>
+        <w:tc>
+          <w:tcPr>
+            <w:tcW w:type="dxa" w:w="2409"/>
+          </w:tcPr>
+          <w:p>
+            <w:r>
+              <w:t>Зарегистрированный заказ с ответственным</w:t>
+            </w:r>
+          </w:p>
+        </w:tc>
+        <w:tc>
+          <w:tcPr>
+            <w:tcW w:type="dxa" w:w="2409"/>
+          </w:tcPr>
+          <w:p>
+            <w:r>
+              <w:t>Руководитель отдела производства</w:t>
+            </w:r>
+          </w:p>
+        </w:tc>
+      </w:tr>
+      <w:tr>
+        <w:tc>
+          <w:tcPr>
+            <w:tcW w:type="dxa" w:w="2409"/>
+          </w:tcPr>
+          <w:p>
+            <w:r>
+              <w:t>6. Проверить наличие комплектующих по учетным данным</w:t>
+            </w:r>
+          </w:p>
+        </w:tc>
+        <w:tc>
+          <w:tcPr>
+            <w:tcW w:type="dxa" w:w="2409"/>
+          </w:tcPr>
+          <w:p>
+            <w:r>
+              <w:t>Зарегистрированный заказ, остатки склада</w:t>
+            </w:r>
+          </w:p>
+        </w:tc>
+        <w:tc>
+          <w:tcPr>
+            <w:tcW w:type="dxa" w:w="2409"/>
+          </w:tcPr>
+          <w:p>
+            <w:r>
+              <w:t>Подтверждение наличия комплектующих или отметка о дефиците</w:t>
+            </w:r>
+          </w:p>
+        </w:tc>
+        <w:tc>
+          <w:tcPr>
+            <w:tcW w:type="dxa" w:w="2409"/>
+          </w:tcPr>
+          <w:p>
+            <w:r>
+              <w:t>Руководитель отдела производства</w:t>
+            </w:r>
+          </w:p>
+        </w:tc>
+      </w:tr>
+      <w:tr>
+        <w:tc>
+          <w:tcPr>
+            <w:tcW w:type="dxa" w:w="2409"/>
+          </w:tcPr>
+          <w:p>
+            <w:r>
+              <w:t>7. Зарезервировать комплектующие и привязать серийные номера</w:t>
+            </w:r>
+          </w:p>
+        </w:tc>
+        <w:tc>
+          <w:tcPr>
+            <w:tcW w:type="dxa" w:w="2409"/>
+          </w:tcPr>
+          <w:p>
+            <w:r>
+              <w:t>Подтвержденные остатки, серийные номера комплектующих</w:t>
+            </w:r>
+          </w:p>
+        </w:tc>
+        <w:tc>
+          <w:tcPr>
+            <w:tcW w:type="dxa" w:w="2409"/>
+          </w:tcPr>
+          <w:p>
+            <w:r>
+              <w:t>Комплектующие зарезервированы и связаны с заказом в CMS</w:t>
+            </w:r>
+          </w:p>
+        </w:tc>
+        <w:tc>
+          <w:tcPr>
+            <w:tcW w:type="dxa" w:w="2409"/>
+          </w:tcPr>
+          <w:p>
+            <w:r>
+              <w:t>Платформер</w:t>
+            </w:r>
+          </w:p>
+        </w:tc>
+      </w:tr>
+      <w:tr>
+        <w:tc>
+          <w:tcPr>
+            <w:tcW w:type="dxa" w:w="2409"/>
+          </w:tcPr>
+          <w:p>
+            <w:r>
+              <w:t>8. Зафиксировать передачу заказа на выполнение</w:t>
+            </w:r>
+          </w:p>
+        </w:tc>
+        <w:tc>
+          <w:tcPr>
+            <w:tcW w:type="dxa" w:w="2409"/>
+          </w:tcPr>
+          <w:p>
+            <w:r>
+              <w:t>Зарезервированный комплект, задание на выполнение</w:t>
+            </w:r>
+          </w:p>
+        </w:tc>
+        <w:tc>
+          <w:tcPr>
+            <w:tcW w:type="dxa" w:w="2409"/>
+          </w:tcPr>
+          <w:p>
+            <w:r>
+              <w:t>Статус передачи заказа на сборку зафиксирован в CMS</w:t>
+            </w:r>
+          </w:p>
+        </w:tc>
+        <w:tc>
+          <w:tcPr>
+            <w:tcW w:type="dxa" w:w="2409"/>
+          </w:tcPr>
+          <w:p>
+            <w:r>
+              <w:t>Платформер</w:t>
+            </w:r>
+          </w:p>
+        </w:tc>
+      </w:tr>
+      <w:tr>
+        <w:tc>
+          <w:tcPr>
+            <w:tcW w:type="dxa" w:w="2409"/>
+          </w:tcPr>
+          <w:p>
+            <w:r>
+              <w:t>9. Внести результаты диагностики</w:t>
+            </w:r>
+          </w:p>
+        </w:tc>
+        <w:tc>
+          <w:tcPr>
+            <w:tcW w:type="dxa" w:w="2409"/>
+          </w:tcPr>
+          <w:p>
+            <w:r>
+              <w:t>Результаты тестирования, диагностические показатели</w:t>
+            </w:r>
+          </w:p>
+        </w:tc>
+        <w:tc>
+          <w:tcPr>
+            <w:tcW w:type="dxa" w:w="2409"/>
+          </w:tcPr>
+          <w:p>
+            <w:r>
+              <w:t>Результаты диагностики внесены в карточку заказа</w:t>
+            </w:r>
+          </w:p>
+        </w:tc>
+        <w:tc>
+          <w:tcPr>
+            <w:tcW w:type="dxa" w:w="2409"/>
+          </w:tcPr>
+          <w:p>
+            <w:r>
+              <w:t>Инженер тестирования компьютерной техники</w:t>
+            </w:r>
+          </w:p>
+        </w:tc>
+      </w:tr>
+      <w:tr>
+        <w:tc>
+          <w:tcPr>
+            <w:tcW w:type="dxa" w:w="2409"/>
+          </w:tcPr>
+          <w:p>
+            <w:r>
+              <w:t>10. Прикрепить сведения о видеофиксации</w:t>
+            </w:r>
+          </w:p>
+        </w:tc>
+        <w:tc>
+          <w:tcPr>
+            <w:tcW w:type="dxa" w:w="2409"/>
+          </w:tcPr>
+          <w:p>
+            <w:r>
+              <w:t>Видео/ссылка на видеофиксацию, данные упаковки</w:t>
+            </w:r>
+          </w:p>
+        </w:tc>
+        <w:tc>
+          <w:tcPr>
+            <w:tcW w:type="dxa" w:w="2409"/>
+          </w:tcPr>
+          <w:p>
+            <w:r>
+              <w:t>Сведения о видеофиксации и упаковке добавлены к заказу</w:t>
+            </w:r>
+          </w:p>
+        </w:tc>
+        <w:tc>
+          <w:tcPr>
+            <w:tcW w:type="dxa" w:w="2409"/>
+          </w:tcPr>
+          <w:p>
+            <w:r>
+              <w:t>Упаковщик</w:t>
+            </w:r>
+          </w:p>
+        </w:tc>
+      </w:tr>
+      <w:tr>
+        <w:tc>
+          <w:tcPr>
+            <w:tcW w:type="dxa" w:w="2409"/>
+          </w:tcPr>
+          <w:p>
+            <w:r>
+              <w:t>11. Закрыть контрольные статусы и передать сведения дальше</w:t>
+            </w:r>
+          </w:p>
+        </w:tc>
+        <w:tc>
+          <w:tcPr>
+            <w:tcW w:type="dxa" w:w="2409"/>
+          </w:tcPr>
+          <w:p>
+            <w:r>
+              <w:t>Карточка заказа, результаты проверок, статус готовности</w:t>
+            </w:r>
+          </w:p>
+        </w:tc>
+        <w:tc>
+          <w:tcPr>
+            <w:tcW w:type="dxa" w:w="2409"/>
+          </w:tcPr>
+          <w:p>
+            <w:r>
+              <w:t>Заказ информационно готов к передаче в логистику и маркетплейс</w:t>
+            </w:r>
+          </w:p>
+        </w:tc>
+        <w:tc>
+          <w:tcPr>
+            <w:tcW w:type="dxa" w:w="2409"/>
+          </w:tcPr>
+          <w:p>
+            <w:r>
+              <w:t>Руководитель отдела производства</w:t>
             </w:r>
           </w:p>
         </w:tc>
@@ -2321,16 +2475,8 @@
             <w:tcW w:w="1377" w:type="dxa"/>
           </w:tcPr>
           <w:p>
-            <w:pPr>
-              <w:spacing w:line="276" w:lineRule="auto"/>
-              <w:ind w:firstLine="0"/>
-            </w:pPr>
-            <w:r>
-              <w:rPr>
-                <w:sz w:val="22"/>
-              </w:rPr>
-              <w:lastRenderedPageBreak/>
-              <w:t>Наименование подпроцесса</w:t>
+            <w:r>
+              <w:t>Наименование информационной задачи</w:t>
             </w:r>
           </w:p>
         </w:tc>
@@ -2339,14 +2485,7 @@
             <w:tcW w:w="1377" w:type="dxa"/>
           </w:tcPr>
           <w:p>
-            <w:pPr>
-              <w:spacing w:line="276" w:lineRule="auto"/>
-              <w:ind w:firstLine="0"/>
-            </w:pPr>
-            <w:r>
-              <w:rPr>
-                <w:sz w:val="22"/>
-              </w:rPr>
+            <w:r>
               <w:t>Клиент</w:t>
             </w:r>
           </w:p>
@@ -2356,14 +2495,7 @@
             <w:tcW w:w="1377" w:type="dxa"/>
           </w:tcPr>
           <w:p>
-            <w:pPr>
-              <w:spacing w:line="276" w:lineRule="auto"/>
-              <w:ind w:firstLine="0"/>
-            </w:pPr>
-            <w:r>
-              <w:rPr>
-                <w:sz w:val="22"/>
-              </w:rPr>
+            <w:r>
               <w:t>Ozon</w:t>
             </w:r>
           </w:p>
@@ -2373,15 +2505,8 @@
             <w:tcW w:w="1377" w:type="dxa"/>
           </w:tcPr>
           <w:p>
-            <w:pPr>
-              <w:spacing w:line="276" w:lineRule="auto"/>
-              <w:ind w:firstLine="0"/>
-            </w:pPr>
-            <w:r>
-              <w:rPr>
-                <w:sz w:val="22"/>
-              </w:rPr>
-              <w:t>Руководитель производственного участка</w:t>
+            <w:r>
+              <w:t>CMS</w:t>
             </w:r>
           </w:p>
         </w:tc>
@@ -2390,14 +2515,17 @@
             <w:tcW w:w="1377" w:type="dxa"/>
           </w:tcPr>
           <w:p>
-            <w:pPr>
-              <w:spacing w:line="276" w:lineRule="auto"/>
-              <w:ind w:firstLine="0"/>
-            </w:pPr>
-            <w:r>
-              <w:rPr>
-                <w:sz w:val="22"/>
-              </w:rPr>
+            <w:r>
+              <w:t>Руководитель отдела производства</w:t>
+            </w:r>
+          </w:p>
+        </w:tc>
+        <w:tc>
+          <w:tcPr>
+            <w:tcW w:w="1377" w:type="dxa"/>
+          </w:tcPr>
+          <w:p>
+            <w:r>
               <w:t>Платформер</w:t>
             </w:r>
           </w:p>
@@ -2407,32 +2535,8 @@
             <w:tcW w:w="1377" w:type="dxa"/>
           </w:tcPr>
           <w:p>
-            <w:pPr>
-              <w:spacing w:line="276" w:lineRule="auto"/>
-              <w:ind w:firstLine="0"/>
-            </w:pPr>
-            <w:r>
-              <w:rPr>
-                <w:sz w:val="22"/>
-              </w:rPr>
-              <w:t>Сборщик</w:t>
-            </w:r>
-          </w:p>
-        </w:tc>
-        <w:tc>
-          <w:tcPr>
-            <w:tcW w:w="1377" w:type="dxa"/>
-          </w:tcPr>
-          <w:p>
-            <w:pPr>
-              <w:spacing w:line="276" w:lineRule="auto"/>
-              <w:ind w:firstLine="0"/>
-            </w:pPr>
-            <w:r>
-              <w:rPr>
-                <w:sz w:val="22"/>
-              </w:rPr>
-              <w:t>Водитель</w:t>
+            <w:r>
+              <w:t>Инженер / упаковщик</w:t>
             </w:r>
           </w:p>
         </w:tc>
@@ -2440,412 +2544,718 @@
       <w:tr>
         <w:tc>
           <w:tcPr>
-            <w:tcW w:w="1377" w:type="dxa"/>
-          </w:tcPr>
-          <w:p>
-            <w:pPr>
-              <w:spacing w:line="276" w:lineRule="auto"/>
-              <w:ind w:firstLine="0"/>
-            </w:pPr>
-            <w:r>
-              <w:rPr>
-                <w:sz w:val="22"/>
-              </w:rPr>
-              <w:t>1. Приём заказа</w:t>
-            </w:r>
-          </w:p>
-        </w:tc>
-        <w:tc>
-          <w:tcPr>
-            <w:tcW w:w="1377" w:type="dxa"/>
-          </w:tcPr>
-          <w:p>
-            <w:pPr>
-              <w:spacing w:line="276" w:lineRule="auto"/>
-              <w:ind w:firstLine="0"/>
-            </w:pPr>
-            <w:r>
-              <w:rPr>
-                <w:sz w:val="22"/>
-              </w:rPr>
+            <w:tcW w:type="dxa" w:w="1590"/>
+          </w:tcPr>
+          <w:p>
+            <w:r>
+              <w:t>1. Получить заказ из Ozon/CMS</w:t>
+            </w:r>
+          </w:p>
+        </w:tc>
+        <w:tc>
+          <w:tcPr>
+            <w:tcW w:type="dxa" w:w="1194"/>
+          </w:tcPr>
+          <w:p>
+            <w:r>
               <w:t>П</w:t>
             </w:r>
           </w:p>
         </w:tc>
         <w:tc>
           <w:tcPr>
-            <w:tcW w:w="1377" w:type="dxa"/>
-          </w:tcPr>
-          <w:p>
-            <w:pPr>
-              <w:spacing w:line="276" w:lineRule="auto"/>
-              <w:ind w:firstLine="0"/>
-            </w:pPr>
-            <w:r>
-              <w:rPr>
-                <w:sz w:val="22"/>
-              </w:rPr>
+            <w:tcW w:type="dxa" w:w="1115"/>
+          </w:tcPr>
+          <w:p>
+            <w:r>
               <w:t>П</w:t>
             </w:r>
           </w:p>
         </w:tc>
         <w:tc>
           <w:tcPr>
-            <w:tcW w:w="1377" w:type="dxa"/>
-          </w:tcPr>
-          <w:p>
-            <w:pPr>
-              <w:spacing w:line="276" w:lineRule="auto"/>
-              <w:ind w:firstLine="0"/>
-            </w:pPr>
-            <w:r>
-              <w:rPr>
-                <w:sz w:val="22"/>
-              </w:rPr>
+            <w:tcW w:type="dxa" w:w="2026"/>
+          </w:tcPr>
+          <w:p>
+            <w:r>
               <w:t>И</w:t>
             </w:r>
           </w:p>
         </w:tc>
         <w:tc>
           <w:tcPr>
-            <w:tcW w:w="1377" w:type="dxa"/>
-          </w:tcPr>
-          <w:p>
-            <w:pPr>
-              <w:spacing w:line="276" w:lineRule="auto"/>
-              <w:ind w:firstLine="0"/>
-            </w:pPr>
-          </w:p>
-        </w:tc>
-        <w:tc>
-          <w:tcPr>
-            <w:tcW w:w="1377" w:type="dxa"/>
-          </w:tcPr>
-          <w:p>
-            <w:pPr>
-              <w:spacing w:line="276" w:lineRule="auto"/>
-              <w:ind w:firstLine="0"/>
-            </w:pPr>
-          </w:p>
-        </w:tc>
-        <w:tc>
-          <w:tcPr>
-            <w:tcW w:w="1377" w:type="dxa"/>
-          </w:tcPr>
-          <w:p>
-            <w:pPr>
-              <w:spacing w:line="276" w:lineRule="auto"/>
-              <w:ind w:firstLine="0"/>
-            </w:pPr>
+            <w:tcW w:type="dxa" w:w="1388"/>
+          </w:tcPr>
+          <w:p>
+            <w:r>
+              <w:t>И</w:t>
+            </w:r>
+          </w:p>
+        </w:tc>
+        <w:tc>
+          <w:tcPr>
+            <w:tcW w:type="dxa" w:w="1267"/>
+          </w:tcPr>
+          <w:p>
+            <w:r/>
+          </w:p>
+        </w:tc>
+        <w:tc>
+          <w:tcPr>
+            <w:tcW w:type="dxa" w:w="1274"/>
+          </w:tcPr>
+          <w:p>
+            <w:r/>
           </w:p>
         </w:tc>
       </w:tr>
       <w:tr>
         <w:tc>
           <w:tcPr>
-            <w:tcW w:w="1377" w:type="dxa"/>
-          </w:tcPr>
-          <w:p>
-            <w:pPr>
-              <w:spacing w:line="276" w:lineRule="auto"/>
-              <w:ind w:firstLine="0"/>
-            </w:pPr>
-            <w:r>
-              <w:rPr>
-                <w:sz w:val="22"/>
-              </w:rPr>
-              <w:t>2. Проверка и подготовка выполнения заказа</w:t>
-            </w:r>
-          </w:p>
-        </w:tc>
-        <w:tc>
-          <w:tcPr>
-            <w:tcW w:w="1377" w:type="dxa"/>
-          </w:tcPr>
-          <w:p>
-            <w:pPr>
-              <w:spacing w:line="276" w:lineRule="auto"/>
-              <w:ind w:firstLine="0"/>
-            </w:pPr>
-          </w:p>
-        </w:tc>
-        <w:tc>
-          <w:tcPr>
-            <w:tcW w:w="1377" w:type="dxa"/>
-          </w:tcPr>
-          <w:p>
-            <w:pPr>
-              <w:spacing w:line="276" w:lineRule="auto"/>
-              <w:ind w:firstLine="0"/>
-            </w:pPr>
-          </w:p>
-        </w:tc>
-        <w:tc>
-          <w:tcPr>
-            <w:tcW w:w="1377" w:type="dxa"/>
-          </w:tcPr>
-          <w:p>
-            <w:pPr>
-              <w:spacing w:line="276" w:lineRule="auto"/>
-              <w:ind w:firstLine="0"/>
-            </w:pPr>
-            <w:r>
-              <w:rPr>
-                <w:sz w:val="22"/>
-              </w:rPr>
-              <w:t>П И</w:t>
-            </w:r>
-          </w:p>
-        </w:tc>
-        <w:tc>
-          <w:tcPr>
-            <w:tcW w:w="1377" w:type="dxa"/>
-          </w:tcPr>
-          <w:p>
-            <w:pPr>
-              <w:spacing w:line="276" w:lineRule="auto"/>
-              <w:ind w:firstLine="0"/>
-            </w:pPr>
-          </w:p>
-        </w:tc>
-        <w:tc>
-          <w:tcPr>
-            <w:tcW w:w="1377" w:type="dxa"/>
-          </w:tcPr>
-          <w:p>
-            <w:pPr>
-              <w:spacing w:line="276" w:lineRule="auto"/>
-              <w:ind w:firstLine="0"/>
-            </w:pPr>
-          </w:p>
-        </w:tc>
-        <w:tc>
-          <w:tcPr>
-            <w:tcW w:w="1377" w:type="dxa"/>
-          </w:tcPr>
-          <w:p>
-            <w:pPr>
-              <w:spacing w:line="276" w:lineRule="auto"/>
-              <w:ind w:firstLine="0"/>
-            </w:pPr>
+            <w:tcW w:type="dxa" w:w="1590"/>
+          </w:tcPr>
+          <w:p>
+            <w:r>
+              <w:t>2. Проверить цену заказа</w:t>
+            </w:r>
+          </w:p>
+        </w:tc>
+        <w:tc>
+          <w:tcPr>
+            <w:tcW w:type="dxa" w:w="1194"/>
+          </w:tcPr>
+          <w:p>
+            <w:r/>
+          </w:p>
+        </w:tc>
+        <w:tc>
+          <w:tcPr>
+            <w:tcW w:type="dxa" w:w="1115"/>
+          </w:tcPr>
+          <w:p>
+            <w:r>
+              <w:t>П</w:t>
+            </w:r>
+          </w:p>
+        </w:tc>
+        <w:tc>
+          <w:tcPr>
+            <w:tcW w:type="dxa" w:w="2026"/>
+          </w:tcPr>
+          <w:p>
+            <w:r>
+              <w:t>П</w:t>
+            </w:r>
+          </w:p>
+        </w:tc>
+        <w:tc>
+          <w:tcPr>
+            <w:tcW w:type="dxa" w:w="1388"/>
+          </w:tcPr>
+          <w:p>
+            <w:r>
+              <w:t>И</w:t>
+            </w:r>
+          </w:p>
+        </w:tc>
+        <w:tc>
+          <w:tcPr>
+            <w:tcW w:type="dxa" w:w="1267"/>
+          </w:tcPr>
+          <w:p>
+            <w:r/>
+          </w:p>
+        </w:tc>
+        <w:tc>
+          <w:tcPr>
+            <w:tcW w:type="dxa" w:w="1274"/>
+          </w:tcPr>
+          <w:p>
+            <w:r/>
           </w:p>
         </w:tc>
       </w:tr>
       <w:tr>
         <w:tc>
           <w:tcPr>
-            <w:tcW w:w="1377" w:type="dxa"/>
-          </w:tcPr>
-          <w:p>
-            <w:pPr>
-              <w:spacing w:line="276" w:lineRule="auto"/>
-              <w:ind w:firstLine="0"/>
-            </w:pPr>
-            <w:r>
-              <w:rPr>
-                <w:sz w:val="22"/>
-              </w:rPr>
-              <w:t>3. Комплектация заказа</w:t>
-            </w:r>
-          </w:p>
-        </w:tc>
-        <w:tc>
-          <w:tcPr>
-            <w:tcW w:w="1377" w:type="dxa"/>
-          </w:tcPr>
-          <w:p>
-            <w:pPr>
-              <w:spacing w:line="276" w:lineRule="auto"/>
-              <w:ind w:firstLine="0"/>
-            </w:pPr>
-          </w:p>
-        </w:tc>
-        <w:tc>
-          <w:tcPr>
-            <w:tcW w:w="1377" w:type="dxa"/>
-          </w:tcPr>
-          <w:p>
-            <w:pPr>
-              <w:spacing w:line="276" w:lineRule="auto"/>
-              <w:ind w:firstLine="0"/>
-            </w:pPr>
-          </w:p>
-        </w:tc>
-        <w:tc>
-          <w:tcPr>
-            <w:tcW w:w="1377" w:type="dxa"/>
-          </w:tcPr>
-          <w:p>
-            <w:pPr>
-              <w:spacing w:line="276" w:lineRule="auto"/>
-              <w:ind w:firstLine="0"/>
-            </w:pPr>
-            <w:r>
-              <w:rPr>
-                <w:sz w:val="22"/>
-              </w:rPr>
+            <w:tcW w:type="dxa" w:w="1590"/>
+          </w:tcPr>
+          <w:p>
+            <w:r>
+              <w:t>3. Проверить состав конфигурации</w:t>
+            </w:r>
+          </w:p>
+        </w:tc>
+        <w:tc>
+          <w:tcPr>
+            <w:tcW w:type="dxa" w:w="1194"/>
+          </w:tcPr>
+          <w:p>
+            <w:r/>
+          </w:p>
+        </w:tc>
+        <w:tc>
+          <w:tcPr>
+            <w:tcW w:type="dxa" w:w="1115"/>
+          </w:tcPr>
+          <w:p>
+            <w:r>
+              <w:t>П</w:t>
+            </w:r>
+          </w:p>
+        </w:tc>
+        <w:tc>
+          <w:tcPr>
+            <w:tcW w:type="dxa" w:w="2026"/>
+          </w:tcPr>
+          <w:p>
+            <w:r>
+              <w:t>П</w:t>
+            </w:r>
+          </w:p>
+        </w:tc>
+        <w:tc>
+          <w:tcPr>
+            <w:tcW w:type="dxa" w:w="1388"/>
+          </w:tcPr>
+          <w:p>
+            <w:r>
               <w:t>И</w:t>
             </w:r>
           </w:p>
         </w:tc>
         <w:tc>
           <w:tcPr>
-            <w:tcW w:w="1377" w:type="dxa"/>
-          </w:tcPr>
-          <w:p>
-            <w:pPr>
-              <w:spacing w:line="276" w:lineRule="auto"/>
-              <w:ind w:firstLine="0"/>
-            </w:pPr>
-            <w:r>
-              <w:rPr>
-                <w:sz w:val="22"/>
-              </w:rPr>
-              <w:t>И</w:t>
-            </w:r>
-          </w:p>
-        </w:tc>
-        <w:tc>
-          <w:tcPr>
-            <w:tcW w:w="1377" w:type="dxa"/>
-          </w:tcPr>
-          <w:p>
-            <w:pPr>
-              <w:spacing w:line="276" w:lineRule="auto"/>
-              <w:ind w:firstLine="0"/>
-            </w:pPr>
-            <w:r>
-              <w:rPr>
-                <w:sz w:val="22"/>
-              </w:rPr>
-              <w:t>И</w:t>
-            </w:r>
-          </w:p>
-        </w:tc>
-        <w:tc>
-          <w:tcPr>
-            <w:tcW w:w="1377" w:type="dxa"/>
-          </w:tcPr>
-          <w:p>
-            <w:pPr>
-              <w:spacing w:line="276" w:lineRule="auto"/>
-              <w:ind w:firstLine="0"/>
-            </w:pPr>
+            <w:tcW w:type="dxa" w:w="1267"/>
+          </w:tcPr>
+          <w:p>
+            <w:r/>
+          </w:p>
+        </w:tc>
+        <w:tc>
+          <w:tcPr>
+            <w:tcW w:type="dxa" w:w="1274"/>
+          </w:tcPr>
+          <w:p>
+            <w:r/>
           </w:p>
         </w:tc>
       </w:tr>
       <w:tr>
         <w:tc>
           <w:tcPr>
-            <w:tcW w:w="1377" w:type="dxa"/>
-          </w:tcPr>
-          <w:p>
-            <w:pPr>
-              <w:spacing w:line="276" w:lineRule="auto"/>
-              <w:ind w:firstLine="0"/>
-            </w:pPr>
-            <w:r>
-              <w:rPr>
-                <w:sz w:val="22"/>
-              </w:rPr>
-              <w:t>4. Подготовка заказа к отгрузке</w:t>
-            </w:r>
-          </w:p>
-        </w:tc>
-        <w:tc>
-          <w:tcPr>
-            <w:tcW w:w="1377" w:type="dxa"/>
-          </w:tcPr>
-          <w:p>
-            <w:pPr>
-              <w:spacing w:line="276" w:lineRule="auto"/>
-              <w:ind w:firstLine="0"/>
-            </w:pPr>
-            <w:r>
-              <w:rPr>
-                <w:sz w:val="22"/>
-              </w:rPr>
+            <w:tcW w:type="dxa" w:w="1590"/>
+          </w:tcPr>
+          <w:p>
+            <w:r>
+              <w:t>4. Проверить статус заказа</w:t>
+            </w:r>
+          </w:p>
+        </w:tc>
+        <w:tc>
+          <w:tcPr>
+            <w:tcW w:type="dxa" w:w="1194"/>
+          </w:tcPr>
+          <w:p>
+            <w:r/>
+          </w:p>
+        </w:tc>
+        <w:tc>
+          <w:tcPr>
+            <w:tcW w:type="dxa" w:w="1115"/>
+          </w:tcPr>
+          <w:p>
+            <w:r>
+              <w:t>П</w:t>
+            </w:r>
+          </w:p>
+        </w:tc>
+        <w:tc>
+          <w:tcPr>
+            <w:tcW w:type="dxa" w:w="2026"/>
+          </w:tcPr>
+          <w:p>
+            <w:r>
+              <w:t>П</w:t>
+            </w:r>
+          </w:p>
+        </w:tc>
+        <w:tc>
+          <w:tcPr>
+            <w:tcW w:type="dxa" w:w="1388"/>
+          </w:tcPr>
+          <w:p>
+            <w:r>
+              <w:t>И</w:t>
+            </w:r>
+          </w:p>
+        </w:tc>
+        <w:tc>
+          <w:tcPr>
+            <w:tcW w:type="dxa" w:w="1267"/>
+          </w:tcPr>
+          <w:p>
+            <w:r/>
+          </w:p>
+        </w:tc>
+        <w:tc>
+          <w:tcPr>
+            <w:tcW w:type="dxa" w:w="1274"/>
+          </w:tcPr>
+          <w:p>
+            <w:r/>
+          </w:p>
+        </w:tc>
+      </w:tr>
+      <w:tr>
+        <w:tc>
+          <w:tcPr>
+            <w:tcW w:type="dxa" w:w="1590"/>
+          </w:tcPr>
+          <w:p>
+            <w:r>
+              <w:t>5. Зарегистрировать заказ и назначить ответственного</w:t>
+            </w:r>
+          </w:p>
+        </w:tc>
+        <w:tc>
+          <w:tcPr>
+            <w:tcW w:type="dxa" w:w="1194"/>
+          </w:tcPr>
+          <w:p>
+            <w:r/>
+          </w:p>
+        </w:tc>
+        <w:tc>
+          <w:tcPr>
+            <w:tcW w:type="dxa" w:w="1115"/>
+          </w:tcPr>
+          <w:p>
+            <w:r/>
+          </w:p>
+        </w:tc>
+        <w:tc>
+          <w:tcPr>
+            <w:tcW w:type="dxa" w:w="2026"/>
+          </w:tcPr>
+          <w:p>
+            <w:r>
+              <w:t>П</w:t>
+            </w:r>
+          </w:p>
+        </w:tc>
+        <w:tc>
+          <w:tcPr>
+            <w:tcW w:type="dxa" w:w="1388"/>
+          </w:tcPr>
+          <w:p>
+            <w:r>
+              <w:t>И</w:t>
+            </w:r>
+          </w:p>
+        </w:tc>
+        <w:tc>
+          <w:tcPr>
+            <w:tcW w:type="dxa" w:w="1267"/>
+          </w:tcPr>
+          <w:p>
+            <w:r/>
+          </w:p>
+        </w:tc>
+        <w:tc>
+          <w:tcPr>
+            <w:tcW w:type="dxa" w:w="1274"/>
+          </w:tcPr>
+          <w:p>
+            <w:r/>
+          </w:p>
+        </w:tc>
+      </w:tr>
+      <w:tr>
+        <w:tc>
+          <w:tcPr>
+            <w:tcW w:type="dxa" w:w="1590"/>
+          </w:tcPr>
+          <w:p>
+            <w:r>
+              <w:t>6. Проверить наличие комплектующих по учетным данным</w:t>
+            </w:r>
+          </w:p>
+        </w:tc>
+        <w:tc>
+          <w:tcPr>
+            <w:tcW w:type="dxa" w:w="1194"/>
+          </w:tcPr>
+          <w:p>
+            <w:r/>
+          </w:p>
+        </w:tc>
+        <w:tc>
+          <w:tcPr>
+            <w:tcW w:type="dxa" w:w="1115"/>
+          </w:tcPr>
+          <w:p>
+            <w:r/>
+          </w:p>
+        </w:tc>
+        <w:tc>
+          <w:tcPr>
+            <w:tcW w:type="dxa" w:w="2026"/>
+          </w:tcPr>
+          <w:p>
+            <w:r>
+              <w:t>П</w:t>
+            </w:r>
+          </w:p>
+        </w:tc>
+        <w:tc>
+          <w:tcPr>
+            <w:tcW w:type="dxa" w:w="1388"/>
+          </w:tcPr>
+          <w:p>
+            <w:r>
+              <w:t>И</w:t>
+            </w:r>
+          </w:p>
+        </w:tc>
+        <w:tc>
+          <w:tcPr>
+            <w:tcW w:type="dxa" w:w="1267"/>
+          </w:tcPr>
+          <w:p>
+            <w:r/>
+          </w:p>
+        </w:tc>
+        <w:tc>
+          <w:tcPr>
+            <w:tcW w:type="dxa" w:w="1274"/>
+          </w:tcPr>
+          <w:p>
+            <w:r/>
+          </w:p>
+        </w:tc>
+      </w:tr>
+      <w:tr>
+        <w:tc>
+          <w:tcPr>
+            <w:tcW w:type="dxa" w:w="1590"/>
+          </w:tcPr>
+          <w:p>
+            <w:r>
+              <w:t>7. Зарезервировать комплектующие и привязать серийные номера</w:t>
+            </w:r>
+          </w:p>
+        </w:tc>
+        <w:tc>
+          <w:tcPr>
+            <w:tcW w:type="dxa" w:w="1194"/>
+          </w:tcPr>
+          <w:p>
+            <w:r/>
+          </w:p>
+        </w:tc>
+        <w:tc>
+          <w:tcPr>
+            <w:tcW w:type="dxa" w:w="1115"/>
+          </w:tcPr>
+          <w:p>
+            <w:r/>
+          </w:p>
+        </w:tc>
+        <w:tc>
+          <w:tcPr>
+            <w:tcW w:type="dxa" w:w="2026"/>
+          </w:tcPr>
+          <w:p>
+            <w:r>
+              <w:t>П</w:t>
+            </w:r>
+          </w:p>
+        </w:tc>
+        <w:tc>
+          <w:tcPr>
+            <w:tcW w:type="dxa" w:w="1388"/>
+          </w:tcPr>
+          <w:p>
+            <w:r/>
+          </w:p>
+        </w:tc>
+        <w:tc>
+          <w:tcPr>
+            <w:tcW w:type="dxa" w:w="1267"/>
+          </w:tcPr>
+          <w:p>
+            <w:r>
+              <w:t>И</w:t>
+            </w:r>
+          </w:p>
+        </w:tc>
+        <w:tc>
+          <w:tcPr>
+            <w:tcW w:type="dxa" w:w="1274"/>
+          </w:tcPr>
+          <w:p>
+            <w:r/>
+          </w:p>
+        </w:tc>
+      </w:tr>
+      <w:tr>
+        <w:tc>
+          <w:tcPr>
+            <w:tcW w:type="dxa" w:w="1590"/>
+          </w:tcPr>
+          <w:p>
+            <w:r>
+              <w:t>8. Зафиксировать передачу заказа на выполнение</w:t>
+            </w:r>
+          </w:p>
+        </w:tc>
+        <w:tc>
+          <w:tcPr>
+            <w:tcW w:type="dxa" w:w="1194"/>
+          </w:tcPr>
+          <w:p>
+            <w:r/>
+          </w:p>
+        </w:tc>
+        <w:tc>
+          <w:tcPr>
+            <w:tcW w:type="dxa" w:w="1115"/>
+          </w:tcPr>
+          <w:p>
+            <w:r/>
+          </w:p>
+        </w:tc>
+        <w:tc>
+          <w:tcPr>
+            <w:tcW w:type="dxa" w:w="2026"/>
+          </w:tcPr>
+          <w:p>
+            <w:r>
+              <w:t>П</w:t>
+            </w:r>
+          </w:p>
+        </w:tc>
+        <w:tc>
+          <w:tcPr>
+            <w:tcW w:type="dxa" w:w="1388"/>
+          </w:tcPr>
+          <w:p>
+            <w:r/>
+          </w:p>
+        </w:tc>
+        <w:tc>
+          <w:tcPr>
+            <w:tcW w:type="dxa" w:w="1267"/>
+          </w:tcPr>
+          <w:p>
+            <w:r>
+              <w:t>И</w:t>
+            </w:r>
+          </w:p>
+        </w:tc>
+        <w:tc>
+          <w:tcPr>
+            <w:tcW w:type="dxa" w:w="1274"/>
+          </w:tcPr>
+          <w:p>
+            <w:r/>
+          </w:p>
+        </w:tc>
+      </w:tr>
+      <w:tr>
+        <w:tc>
+          <w:tcPr>
+            <w:tcW w:type="dxa" w:w="1590"/>
+          </w:tcPr>
+          <w:p>
+            <w:r>
+              <w:t>9. Внести результаты диагностики</w:t>
+            </w:r>
+          </w:p>
+        </w:tc>
+        <w:tc>
+          <w:tcPr>
+            <w:tcW w:type="dxa" w:w="1194"/>
+          </w:tcPr>
+          <w:p>
+            <w:r/>
+          </w:p>
+        </w:tc>
+        <w:tc>
+          <w:tcPr>
+            <w:tcW w:type="dxa" w:w="1115"/>
+          </w:tcPr>
+          <w:p>
+            <w:r/>
+          </w:p>
+        </w:tc>
+        <w:tc>
+          <w:tcPr>
+            <w:tcW w:type="dxa" w:w="2026"/>
+          </w:tcPr>
+          <w:p>
+            <w:r>
+              <w:t>П</w:t>
+            </w:r>
+          </w:p>
+        </w:tc>
+        <w:tc>
+          <w:tcPr>
+            <w:tcW w:type="dxa" w:w="1388"/>
+          </w:tcPr>
+          <w:p>
+            <w:r/>
+          </w:p>
+        </w:tc>
+        <w:tc>
+          <w:tcPr>
+            <w:tcW w:type="dxa" w:w="1267"/>
+          </w:tcPr>
+          <w:p>
+            <w:r/>
+          </w:p>
+        </w:tc>
+        <w:tc>
+          <w:tcPr>
+            <w:tcW w:type="dxa" w:w="1274"/>
+          </w:tcPr>
+          <w:p>
+            <w:r>
+              <w:t>И</w:t>
+            </w:r>
+          </w:p>
+        </w:tc>
+      </w:tr>
+      <w:tr>
+        <w:tc>
+          <w:tcPr>
+            <w:tcW w:type="dxa" w:w="1590"/>
+          </w:tcPr>
+          <w:p>
+            <w:r>
+              <w:t>10. Прикрепить сведения о видеофиксации</w:t>
+            </w:r>
+          </w:p>
+        </w:tc>
+        <w:tc>
+          <w:tcPr>
+            <w:tcW w:type="dxa" w:w="1194"/>
+          </w:tcPr>
+          <w:p>
+            <w:r/>
+          </w:p>
+        </w:tc>
+        <w:tc>
+          <w:tcPr>
+            <w:tcW w:type="dxa" w:w="1115"/>
+          </w:tcPr>
+          <w:p>
+            <w:r/>
+          </w:p>
+        </w:tc>
+        <w:tc>
+          <w:tcPr>
+            <w:tcW w:type="dxa" w:w="2026"/>
+          </w:tcPr>
+          <w:p>
+            <w:r>
+              <w:t>П</w:t>
+            </w:r>
+          </w:p>
+        </w:tc>
+        <w:tc>
+          <w:tcPr>
+            <w:tcW w:type="dxa" w:w="1388"/>
+          </w:tcPr>
+          <w:p>
+            <w:r/>
+          </w:p>
+        </w:tc>
+        <w:tc>
+          <w:tcPr>
+            <w:tcW w:type="dxa" w:w="1267"/>
+          </w:tcPr>
+          <w:p>
+            <w:r/>
+          </w:p>
+        </w:tc>
+        <w:tc>
+          <w:tcPr>
+            <w:tcW w:type="dxa" w:w="1274"/>
+          </w:tcPr>
+          <w:p>
+            <w:r>
+              <w:t>И</w:t>
+            </w:r>
+          </w:p>
+        </w:tc>
+      </w:tr>
+      <w:tr>
+        <w:tc>
+          <w:tcPr>
+            <w:tcW w:type="dxa" w:w="1590"/>
+          </w:tcPr>
+          <w:p>
+            <w:r>
+              <w:t>11. Закрыть контрольные статусы и передать сведения дальше</w:t>
+            </w:r>
+          </w:p>
+        </w:tc>
+        <w:tc>
+          <w:tcPr>
+            <w:tcW w:type="dxa" w:w="1194"/>
+          </w:tcPr>
+          <w:p>
+            <w:r>
               <w:t>К</w:t>
             </w:r>
           </w:p>
         </w:tc>
         <w:tc>
           <w:tcPr>
-            <w:tcW w:w="1377" w:type="dxa"/>
-          </w:tcPr>
-          <w:p>
-            <w:pPr>
-              <w:spacing w:line="276" w:lineRule="auto"/>
-              <w:ind w:firstLine="0"/>
-            </w:pPr>
-            <w:r>
-              <w:rPr>
-                <w:sz w:val="22"/>
-              </w:rPr>
+            <w:tcW w:type="dxa" w:w="1115"/>
+          </w:tcPr>
+          <w:p>
+            <w:r>
               <w:t>К</w:t>
             </w:r>
           </w:p>
         </w:tc>
         <w:tc>
           <w:tcPr>
-            <w:tcW w:w="1377" w:type="dxa"/>
-          </w:tcPr>
-          <w:p>
-            <w:pPr>
-              <w:spacing w:line="276" w:lineRule="auto"/>
-              <w:ind w:firstLine="0"/>
-            </w:pPr>
-            <w:r>
-              <w:rPr>
-                <w:sz w:val="22"/>
-              </w:rPr>
+            <w:tcW w:type="dxa" w:w="2026"/>
+          </w:tcPr>
+          <w:p>
+            <w:r>
+              <w:t>П</w:t>
+            </w:r>
+          </w:p>
+        </w:tc>
+        <w:tc>
+          <w:tcPr>
+            <w:tcW w:type="dxa" w:w="1388"/>
+          </w:tcPr>
+          <w:p>
+            <w:r>
               <w:t>И</w:t>
             </w:r>
           </w:p>
         </w:tc>
         <w:tc>
           <w:tcPr>
-            <w:tcW w:w="1377" w:type="dxa"/>
-          </w:tcPr>
-          <w:p>
-            <w:pPr>
-              <w:spacing w:line="276" w:lineRule="auto"/>
-              <w:ind w:firstLine="0"/>
-            </w:pPr>
-          </w:p>
-        </w:tc>
-        <w:tc>
-          <w:tcPr>
-            <w:tcW w:w="1377" w:type="dxa"/>
-          </w:tcPr>
-          <w:p>
-            <w:pPr>
-              <w:spacing w:line="276" w:lineRule="auto"/>
-              <w:ind w:firstLine="0"/>
-            </w:pPr>
-            <w:r>
-              <w:rPr>
-                <w:sz w:val="22"/>
-              </w:rPr>
-              <w:t>И</w:t>
-            </w:r>
-          </w:p>
-        </w:tc>
-        <w:tc>
-          <w:tcPr>
-            <w:tcW w:w="1377" w:type="dxa"/>
-          </w:tcPr>
-          <w:p>
-            <w:pPr>
-              <w:spacing w:line="276" w:lineRule="auto"/>
-              <w:ind w:firstLine="0"/>
-            </w:pPr>
-            <w:r>
-              <w:rPr>
-                <w:sz w:val="22"/>
-              </w:rPr>
-              <w:t>И</w:t>
-            </w:r>
+            <w:tcW w:type="dxa" w:w="1267"/>
+          </w:tcPr>
+          <w:p>
+            <w:r/>
+          </w:p>
+        </w:tc>
+        <w:tc>
+          <w:tcPr>
+            <w:tcW w:type="dxa" w:w="1274"/>
+          </w:tcPr>
+          <w:p>
+            <w:r/>
           </w:p>
         </w:tc>
       </w:tr>
@@ -2862,7 +3272,7 @@
     </w:p>
     <w:p>
       <w:r>
-        <w:t>Модель as-is описывает текущий порядок сопровождения заказа без единого автоматизированного контура контроля. Информация поступает из маркетплейса, далее вручную проверяется ответственными сотрудниками и передается производственному персоналу. Результаты тестирования и подтверждения готовности фиксируются частично вручную, что усложняет прослеживаемость выполнения заказа.</w:t>
+        <w:t>Модель as-is описывает текущий порядок информационного сопровождения заказа без единого автоматизированного контура контроля. Информация поступает из маркетплейса, далее вручную проверяется ответственными сотрудниками, фиксируется в CMS и передается участникам выполнения заказа. Укрупненные действия разложены на последовательные задачи, поскольку один исполнитель не может одновременно проверять цену, состав и статус заказа.</w:t>
       </w:r>
     </w:p>
     <w:p>
@@ -2882,28 +3292,10 @@
         <w:jc w:val="center"/>
       </w:pPr>
       <w:r>
-        <w:t>Место для рисунка 4: Карта бизнес-процесса «Сопровождение заказов на поставку компьютерных систем». Диаграмма будет добавлена после ручной переработки.</w:t>
-      </w:r>
-    </w:p>
-    <w:p>
-      <w:pPr>
-        <w:ind w:firstLine="0"/>
-        <w:jc w:val="center"/>
-      </w:pPr>
-      <w:r>
         <w:rPr>
           <w:noProof/>
         </w:rPr>
         <w:lastRenderedPageBreak/>
-      </w:r>
-    </w:p>
-    <w:p>
-      <w:pPr>
-        <w:ind w:firstLine="0"/>
-        <w:jc w:val="center"/>
-      </w:pPr>
-      <w:r>
-        <w:t>Место для рисунка 5: Схема взаимодействия участников бизнес-процесса. Диаграмма будет добавлена после ручной переработки.</w:t>
       </w:r>
     </w:p>
     <w:p>
@@ -2913,10 +3305,7 @@
     </w:p>
     <w:p>
       <w:r>
-        <w:t xml:space="preserve">Для выполнения требования методических рекомендаций модель as-is дополнительно представлена в трех нотациях: IDEF0, BPMN и eEPC. Эти модели описывают </w:t>
-      </w:r>
-      <w:r>
-        <w:t>один и тот же процесс ООО «Юкомс» и соответствуют структуре, приведенной в таблицах 2-3 и на рисунках 4-5.</w:t>
+        <w:t>Для выполнения требования методических рекомендаций модель as-is будет представлена в трех нотациях: IDEF0, BPMN и eEPC. Эти модели должны описывать один и тот же процесс ООО «Юкомс» и соответствовать структуре, приведенной в таблицах 2-3.</w:t>
       </w:r>
     </w:p>
     <w:p>
@@ -3003,7 +3392,7 @@
     </w:p>
     <w:p>
       <w:r>
-        <w:t>Анализ текущего процесса показывает, что основные проблемы связаны с разрывами в информационном сопровождении заказа. Физическая сборка компьютерной системы выполняется последовательно, однако данные о статусах, результатах проверок и основаниях для передачи заказа на следующий этап не всегда фиксируются в едином цифровом контуре.</w:t>
+        <w:t>Анализ текущего процесса показывает, что основные проблемы связаны с разрывами в информационном сопровождении заказа. Физическая сборка компьютерной системы выполняется вне расчетной границы данного процесса, а анализируется только движение данных: статусы, результаты проверок, серийные номера, видеофиксация и основания для передачи заказа на следующий этап.</w:t>
       </w:r>
     </w:p>
     <w:p>
@@ -3038,15 +3427,7 @@
             <w:vAlign w:val="center"/>
           </w:tcPr>
           <w:p>
-            <w:pPr>
-              <w:spacing w:line="276" w:lineRule="auto"/>
-              <w:ind w:firstLine="0"/>
-            </w:pPr>
-            <w:r>
-              <w:rPr>
-                <w:b/>
-                <w:sz w:val="22"/>
-              </w:rPr>
+            <w:r>
               <w:t>Проблема</w:t>
             </w:r>
           </w:p>
@@ -3058,15 +3439,7 @@
             <w:vAlign w:val="center"/>
           </w:tcPr>
           <w:p>
-            <w:pPr>
-              <w:spacing w:line="276" w:lineRule="auto"/>
-              <w:ind w:firstLine="0"/>
-            </w:pPr>
-            <w:r>
-              <w:rPr>
-                <w:b/>
-                <w:sz w:val="22"/>
-              </w:rPr>
+            <w:r>
               <w:t>Проявление</w:t>
             </w:r>
           </w:p>
@@ -3078,251 +3451,167 @@
             <w:vAlign w:val="center"/>
           </w:tcPr>
           <w:p>
-            <w:pPr>
-              <w:spacing w:line="276" w:lineRule="auto"/>
-              <w:ind w:firstLine="0"/>
-            </w:pPr>
-            <w:r>
-              <w:rPr>
-                <w:b/>
-                <w:sz w:val="22"/>
-              </w:rPr>
+            <w:r>
               <w:t>Последствие</w:t>
             </w:r>
           </w:p>
         </w:tc>
       </w:tr>
       <w:tr>
-        <w:trPr>
-          <w:jc w:val="center"/>
-        </w:trPr>
-        <w:tc>
-          <w:tcPr>
-            <w:tcW w:w="3213" w:type="dxa"/>
-            <w:vAlign w:val="center"/>
-          </w:tcPr>
-          <w:p>
-            <w:pPr>
-              <w:spacing w:line="276" w:lineRule="auto"/>
-              <w:ind w:firstLine="0"/>
-            </w:pPr>
-            <w:r>
-              <w:rPr>
-                <w:sz w:val="22"/>
-              </w:rPr>
-              <w:t>Ручная фиксация результатов тестирования</w:t>
-            </w:r>
-          </w:p>
-        </w:tc>
-        <w:tc>
-          <w:tcPr>
-            <w:tcW w:w="3213" w:type="dxa"/>
-            <w:vAlign w:val="center"/>
-          </w:tcPr>
-          <w:p>
-            <w:pPr>
-              <w:spacing w:line="276" w:lineRule="auto"/>
-              <w:ind w:firstLine="0"/>
-            </w:pPr>
-            <w:r>
-              <w:rPr>
-                <w:sz w:val="22"/>
-              </w:rPr>
-              <w:t>Результаты проверок и видеоотчеты сохраняются вне единого реестра.</w:t>
-            </w:r>
-          </w:p>
-        </w:tc>
-        <w:tc>
-          <w:tcPr>
-            <w:tcW w:w="3213" w:type="dxa"/>
-            <w:vAlign w:val="center"/>
-          </w:tcPr>
-          <w:p>
-            <w:pPr>
-              <w:spacing w:line="276" w:lineRule="auto"/>
-              <w:ind w:firstLine="0"/>
-            </w:pPr>
-            <w:r>
-              <w:rPr>
-                <w:sz w:val="22"/>
-              </w:rPr>
-              <w:t>Повышается риск потери данных и усложняется подтверждение качества.</w:t>
+        <w:tc>
+          <w:tcPr>
+            <w:tcW w:type="dxa" w:w="3213"/>
+          </w:tcPr>
+          <w:p>
+            <w:r>
+              <w:t>Укрупнение информационных операций</w:t>
+            </w:r>
+          </w:p>
+        </w:tc>
+        <w:tc>
+          <w:tcPr>
+            <w:tcW w:type="dxa" w:w="3213"/>
+          </w:tcPr>
+          <w:p>
+            <w:r>
+              <w:t>Проверка цены, состава и статуса заказа описывается одной задачей, хотя выполняется последовательно.</w:t>
+            </w:r>
+          </w:p>
+        </w:tc>
+        <w:tc>
+          <w:tcPr>
+            <w:tcW w:type="dxa" w:w="3213"/>
+          </w:tcPr>
+          <w:p>
+            <w:r>
+              <w:t>Искажается трудоемкость процесса и усложняется поиск узких мест.</w:t>
             </w:r>
           </w:p>
         </w:tc>
       </w:tr>
       <w:tr>
-        <w:trPr>
-          <w:jc w:val="center"/>
-        </w:trPr>
-        <w:tc>
-          <w:tcPr>
-            <w:tcW w:w="3213" w:type="dxa"/>
-            <w:vAlign w:val="center"/>
-          </w:tcPr>
-          <w:p>
-            <w:pPr>
-              <w:spacing w:line="276" w:lineRule="auto"/>
-              <w:ind w:firstLine="0"/>
-            </w:pPr>
-            <w:r>
-              <w:rPr>
-                <w:sz w:val="22"/>
-              </w:rPr>
-              <w:t>Разрозненное хранение данных</w:t>
-            </w:r>
-          </w:p>
-        </w:tc>
-        <w:tc>
-          <w:tcPr>
-            <w:tcW w:w="3213" w:type="dxa"/>
-            <w:vAlign w:val="center"/>
-          </w:tcPr>
-          <w:p>
-            <w:pPr>
-              <w:spacing w:line="276" w:lineRule="auto"/>
-              <w:ind w:firstLine="0"/>
-            </w:pPr>
-            <w:r>
-              <w:rPr>
-                <w:sz w:val="22"/>
-              </w:rPr>
-              <w:t>Информация о заказе, комплектации, тестах и отгрузке находится в разных системах и файлах.</w:t>
-            </w:r>
-          </w:p>
-        </w:tc>
-        <w:tc>
-          <w:tcPr>
-            <w:tcW w:w="3213" w:type="dxa"/>
-            <w:vAlign w:val="center"/>
-          </w:tcPr>
-          <w:p>
-            <w:pPr>
-              <w:spacing w:line="276" w:lineRule="auto"/>
-              <w:ind w:firstLine="0"/>
-            </w:pPr>
-            <w:r>
-              <w:rPr>
-                <w:sz w:val="22"/>
-              </w:rPr>
-              <w:t>Увеличивается время поиска информации и контроля исполнения.</w:t>
+        <w:tc>
+          <w:tcPr>
+            <w:tcW w:type="dxa" w:w="3213"/>
+          </w:tcPr>
+          <w:p>
+            <w:r>
+              <w:t>Ручная фиксация результатов тестирования</w:t>
+            </w:r>
+          </w:p>
+        </w:tc>
+        <w:tc>
+          <w:tcPr>
+            <w:tcW w:type="dxa" w:w="3213"/>
+          </w:tcPr>
+          <w:p>
+            <w:r>
+              <w:t>Результаты проверок и видеоотчеты сохраняются вне единого реестра или прикрепляются к заказу несистемно.</w:t>
+            </w:r>
+          </w:p>
+        </w:tc>
+        <w:tc>
+          <w:tcPr>
+            <w:tcW w:type="dxa" w:w="3213"/>
+          </w:tcPr>
+          <w:p>
+            <w:r>
+              <w:t>Повышается риск потери данных и усложняется подтверждение качества.</w:t>
             </w:r>
           </w:p>
         </w:tc>
       </w:tr>
       <w:tr>
-        <w:trPr>
-          <w:jc w:val="center"/>
-        </w:trPr>
-        <w:tc>
-          <w:tcPr>
-            <w:tcW w:w="3213" w:type="dxa"/>
-            <w:vAlign w:val="center"/>
-          </w:tcPr>
-          <w:p>
-            <w:pPr>
-              <w:spacing w:line="276" w:lineRule="auto"/>
-              <w:ind w:firstLine="0"/>
-            </w:pPr>
-            <w:r>
-              <w:rPr>
-                <w:sz w:val="22"/>
-              </w:rPr>
-              <w:t>Ручной контроль комплектности</w:t>
-            </w:r>
-          </w:p>
-        </w:tc>
-        <w:tc>
-          <w:tcPr>
-            <w:tcW w:w="3213" w:type="dxa"/>
-            <w:vAlign w:val="center"/>
-          </w:tcPr>
-          <w:p>
-            <w:pPr>
-              <w:spacing w:line="276" w:lineRule="auto"/>
-              <w:ind w:firstLine="0"/>
-            </w:pPr>
-            <w:r>
-              <w:rPr>
-                <w:sz w:val="22"/>
-              </w:rPr>
-              <w:t>Проверка соответствия конфигурации зависит от внимательности ответственного сотрудника.</w:t>
-            </w:r>
-          </w:p>
-        </w:tc>
-        <w:tc>
-          <w:tcPr>
-            <w:tcW w:w="3213" w:type="dxa"/>
-            <w:vAlign w:val="center"/>
-          </w:tcPr>
-          <w:p>
-            <w:pPr>
-              <w:spacing w:line="276" w:lineRule="auto"/>
-              <w:ind w:firstLine="0"/>
-            </w:pPr>
-            <w:r>
-              <w:rPr>
-                <w:sz w:val="22"/>
-              </w:rPr>
-              <w:t>Возможны ошибки комплектации и задержки.</w:t>
+        <w:tc>
+          <w:tcPr>
+            <w:tcW w:type="dxa" w:w="3213"/>
+          </w:tcPr>
+          <w:p>
+            <w:r>
+              <w:t>Разрозненное хранение данных</w:t>
+            </w:r>
+          </w:p>
+        </w:tc>
+        <w:tc>
+          <w:tcPr>
+            <w:tcW w:type="dxa" w:w="3213"/>
+          </w:tcPr>
+          <w:p>
+            <w:r>
+              <w:t>Информация о заказе, комплектации, тестах и отгрузке находится в разных системах и файлах.</w:t>
+            </w:r>
+          </w:p>
+        </w:tc>
+        <w:tc>
+          <w:tcPr>
+            <w:tcW w:type="dxa" w:w="3213"/>
+          </w:tcPr>
+          <w:p>
+            <w:r>
+              <w:t>Увеличивается время поиска информации и контроля исполнения.</w:t>
             </w:r>
           </w:p>
         </w:tc>
       </w:tr>
       <w:tr>
-        <w:trPr>
-          <w:jc w:val="center"/>
-        </w:trPr>
-        <w:tc>
-          <w:tcPr>
-            <w:tcW w:w="3213" w:type="dxa"/>
-            <w:vAlign w:val="center"/>
-          </w:tcPr>
-          <w:p>
-            <w:pPr>
-              <w:spacing w:line="276" w:lineRule="auto"/>
-              <w:ind w:firstLine="0"/>
-            </w:pPr>
-            <w:r>
-              <w:rPr>
-                <w:sz w:val="22"/>
-              </w:rPr>
+        <w:tc>
+          <w:tcPr>
+            <w:tcW w:type="dxa" w:w="3213"/>
+          </w:tcPr>
+          <w:p>
+            <w:r>
+              <w:t>Ручной контроль комплектности</w:t>
+            </w:r>
+          </w:p>
+        </w:tc>
+        <w:tc>
+          <w:tcPr>
+            <w:tcW w:type="dxa" w:w="3213"/>
+          </w:tcPr>
+          <w:p>
+            <w:r>
+              <w:t>Проверка состава конфигурации и наличия комплектующих зависит от внимательности ответственного сотрудника.</w:t>
+            </w:r>
+          </w:p>
+        </w:tc>
+        <w:tc>
+          <w:tcPr>
+            <w:tcW w:type="dxa" w:w="3213"/>
+          </w:tcPr>
+          <w:p>
+            <w:r>
+              <w:t>Возможны ошибки комплектации и задержки обработки заказа.</w:t>
+            </w:r>
+          </w:p>
+        </w:tc>
+      </w:tr>
+      <w:tr>
+        <w:tc>
+          <w:tcPr>
+            <w:tcW w:type="dxa" w:w="3213"/>
+          </w:tcPr>
+          <w:p>
+            <w:r>
               <w:t>Задержки передачи статусов</w:t>
             </w:r>
           </w:p>
         </w:tc>
         <w:tc>
           <w:tcPr>
-            <w:tcW w:w="3213" w:type="dxa"/>
-            <w:vAlign w:val="center"/>
-          </w:tcPr>
-          <w:p>
-            <w:pPr>
-              <w:spacing w:line="276" w:lineRule="auto"/>
-              <w:ind w:firstLine="0"/>
-            </w:pPr>
-            <w:r>
-              <w:rPr>
-                <w:sz w:val="22"/>
-              </w:rPr>
-              <w:t>Статусы обновляются после выполнения ручных операций.</w:t>
-            </w:r>
-          </w:p>
-        </w:tc>
-        <w:tc>
-          <w:tcPr>
-            <w:tcW w:w="3213" w:type="dxa"/>
-            <w:vAlign w:val="center"/>
-          </w:tcPr>
-          <w:p>
-            <w:pPr>
-              <w:spacing w:line="276" w:lineRule="auto"/>
-              <w:ind w:firstLine="0"/>
-            </w:pPr>
-            <w:r>
-              <w:rPr>
-                <w:sz w:val="22"/>
-              </w:rPr>
+            <w:tcW w:type="dxa" w:w="3213"/>
+          </w:tcPr>
+          <w:p>
+            <w:r>
+              <w:t>Статусы обновляются после выполнения ручных информационных операций.</w:t>
+            </w:r>
+          </w:p>
+        </w:tc>
+        <w:tc>
+          <w:tcPr>
+            <w:tcW w:type="dxa" w:w="3213"/>
+          </w:tcPr>
+          <w:p>
+            <w:r>
               <w:t>Клиент и маркетплейс получают информацию с задержкой.</w:t>
             </w:r>
           </w:p>
@@ -3331,8 +3620,7 @@
     </w:tbl>
     <w:p>
       <w:r>
-        <w:lastRenderedPageBreak/>
-        <w:t>Структурный анализ показывает концентрацию управленческих и контрольных действий у руководителя производственного участка. Логический анализ показывает, что в текущем процессе недостаточно формализованы условия перехода заказа между этапами.</w:t>
+        <w:t>Структурный анализ показывает концентрацию управленческих и контрольных информационных действий у руководителя производственного участка. Логический анализ показывает, что в текущем процессе недостаточно формализованы условия перехода заказа между этапами, а отдельные проверки объединены в слишком крупные операции.</w:t>
       </w:r>
     </w:p>
     <w:p>
@@ -3347,7 +3635,7 @@
     </w:p>
     <w:p>
       <w:r>
-        <w:t>Функционально-стоимостная оценка в таблице 5 выполнена на основе допущений о средней продолжительности работ и рыночных ставках исполнителей. Расчет отражает ориентировочные затраты на сопровождение одного заказа и используется для сравнения вариантов as-is и to-be.</w:t>
+        <w:t>Функционально-стоимостная оценка в таблице 5 выполнена по информационным операциям сопровождения одного заказа. Время физической сборки, тестирования оборудования и упаковки не учитывается; учитываются только действия по проверке данных, регистрации, привязке серийных номеров, внесению результатов, обновлению статусов и передаче информации.</w:t>
       </w:r>
     </w:p>
     <w:p>
@@ -3384,16 +3672,8 @@
             <w:vAlign w:val="center"/>
           </w:tcPr>
           <w:p>
-            <w:pPr>
-              <w:spacing w:line="276" w:lineRule="auto"/>
-              <w:ind w:firstLine="0"/>
-            </w:pPr>
-            <w:r>
-              <w:rPr>
-                <w:b/>
-                <w:sz w:val="22"/>
-              </w:rPr>
-              <w:t>Этап</w:t>
+            <w:r>
+              <w:t>Информационная задача</w:t>
             </w:r>
           </w:p>
         </w:tc>
@@ -3404,15 +3684,7 @@
             <w:vAlign w:val="center"/>
           </w:tcPr>
           <w:p>
-            <w:pPr>
-              <w:spacing w:line="276" w:lineRule="auto"/>
-              <w:ind w:firstLine="0"/>
-            </w:pPr>
-            <w:r>
-              <w:rPr>
-                <w:b/>
-                <w:sz w:val="22"/>
-              </w:rPr>
+            <w:r>
               <w:t>Исполнитель</w:t>
             </w:r>
           </w:p>
@@ -3424,15 +3696,7 @@
             <w:vAlign w:val="center"/>
           </w:tcPr>
           <w:p>
-            <w:pPr>
-              <w:spacing w:line="276" w:lineRule="auto"/>
-              <w:ind w:firstLine="0"/>
-            </w:pPr>
-            <w:r>
-              <w:rPr>
-                <w:b/>
-                <w:sz w:val="22"/>
-              </w:rPr>
+            <w:r>
               <w:t>Время, ч</w:t>
             </w:r>
           </w:p>
@@ -3444,15 +3708,7 @@
             <w:vAlign w:val="center"/>
           </w:tcPr>
           <w:p>
-            <w:pPr>
-              <w:spacing w:line="276" w:lineRule="auto"/>
-              <w:ind w:firstLine="0"/>
-            </w:pPr>
-            <w:r>
-              <w:rPr>
-                <w:b/>
-                <w:sz w:val="22"/>
-              </w:rPr>
+            <w:r>
               <w:t>Ставка, руб./ч</w:t>
             </w:r>
           </w:p>
@@ -3464,764 +3720,628 @@
             <w:vAlign w:val="center"/>
           </w:tcPr>
           <w:p>
-            <w:pPr>
-              <w:spacing w:line="276" w:lineRule="auto"/>
-              <w:ind w:firstLine="0"/>
-            </w:pPr>
-            <w:r>
-              <w:rPr>
-                <w:b/>
-                <w:sz w:val="22"/>
-              </w:rPr>
+            <w:r>
               <w:t>Стоимость, руб.</w:t>
             </w:r>
           </w:p>
         </w:tc>
       </w:tr>
       <w:tr>
-        <w:trPr>
-          <w:jc w:val="center"/>
-        </w:trPr>
-        <w:tc>
-          <w:tcPr>
-            <w:tcW w:w="1928" w:type="dxa"/>
-            <w:vAlign w:val="center"/>
-          </w:tcPr>
-          <w:p>
-            <w:pPr>
-              <w:spacing w:line="276" w:lineRule="auto"/>
-              <w:ind w:firstLine="0"/>
-            </w:pPr>
-            <w:r>
-              <w:rPr>
-                <w:sz w:val="22"/>
-              </w:rPr>
-              <w:t>Прием и регистрация заказа</w:t>
-            </w:r>
-          </w:p>
-        </w:tc>
-        <w:tc>
-          <w:tcPr>
-            <w:tcW w:w="1928" w:type="dxa"/>
-            <w:vAlign w:val="center"/>
-          </w:tcPr>
-          <w:p>
-            <w:pPr>
-              <w:spacing w:line="276" w:lineRule="auto"/>
-              <w:ind w:firstLine="0"/>
-            </w:pPr>
-            <w:r>
-              <w:rPr>
-                <w:sz w:val="22"/>
-              </w:rPr>
-              <w:t>Руководитель производственного участка</w:t>
-            </w:r>
-          </w:p>
-        </w:tc>
-        <w:tc>
-          <w:tcPr>
-            <w:tcW w:w="1928" w:type="dxa"/>
-            <w:vAlign w:val="center"/>
-          </w:tcPr>
-          <w:p>
-            <w:pPr>
-              <w:spacing w:line="276" w:lineRule="auto"/>
-              <w:ind w:firstLine="0"/>
-            </w:pPr>
-            <w:r>
-              <w:rPr>
-                <w:sz w:val="22"/>
-              </w:rPr>
-              <w:t>0,30</w:t>
-            </w:r>
-          </w:p>
-        </w:tc>
-        <w:tc>
-          <w:tcPr>
-            <w:tcW w:w="1928" w:type="dxa"/>
-            <w:vAlign w:val="center"/>
-          </w:tcPr>
-          <w:p>
-            <w:pPr>
-              <w:spacing w:line="276" w:lineRule="auto"/>
-              <w:ind w:firstLine="0"/>
-            </w:pPr>
-            <w:r>
-              <w:rPr>
-                <w:sz w:val="22"/>
-              </w:rPr>
-              <w:t>650</w:t>
-            </w:r>
-          </w:p>
-        </w:tc>
-        <w:tc>
-          <w:tcPr>
-            <w:tcW w:w="1928" w:type="dxa"/>
-            <w:vAlign w:val="center"/>
-          </w:tcPr>
-          <w:p>
-            <w:pPr>
-              <w:spacing w:line="276" w:lineRule="auto"/>
-              <w:ind w:firstLine="0"/>
-            </w:pPr>
-            <w:r>
-              <w:rPr>
-                <w:sz w:val="22"/>
-              </w:rPr>
-              <w:t>195</w:t>
+        <w:tc>
+          <w:tcPr>
+            <w:tcW w:type="dxa" w:w="1928"/>
+          </w:tcPr>
+          <w:p>
+            <w:r>
+              <w:t>Получение заказа из Ozon/CMS</w:t>
+            </w:r>
+          </w:p>
+        </w:tc>
+        <w:tc>
+          <w:tcPr>
+            <w:tcW w:type="dxa" w:w="2026"/>
+          </w:tcPr>
+          <w:p>
+            <w:r>
+              <w:t>Руководитель отдела производства</w:t>
+            </w:r>
+          </w:p>
+        </w:tc>
+        <w:tc>
+          <w:tcPr>
+            <w:tcW w:type="dxa" w:w="1928"/>
+          </w:tcPr>
+          <w:p>
+            <w:r>
+              <w:t>0,05</w:t>
+            </w:r>
+          </w:p>
+        </w:tc>
+        <w:tc>
+          <w:tcPr>
+            <w:tcW w:type="dxa" w:w="1928"/>
+          </w:tcPr>
+          <w:p>
+            <w:r>
+              <w:t>1071,43</w:t>
+            </w:r>
+          </w:p>
+        </w:tc>
+        <w:tc>
+          <w:tcPr>
+            <w:tcW w:type="dxa" w:w="1928"/>
+          </w:tcPr>
+          <w:p>
+            <w:r>
+              <w:t>53,57</w:t>
             </w:r>
           </w:p>
         </w:tc>
       </w:tr>
       <w:tr>
-        <w:trPr>
-          <w:jc w:val="center"/>
-        </w:trPr>
-        <w:tc>
-          <w:tcPr>
-            <w:tcW w:w="1928" w:type="dxa"/>
-            <w:vAlign w:val="center"/>
-          </w:tcPr>
-          <w:p>
-            <w:pPr>
-              <w:spacing w:line="276" w:lineRule="auto"/>
-              <w:ind w:firstLine="0"/>
-            </w:pPr>
-            <w:r>
-              <w:rPr>
-                <w:sz w:val="22"/>
-              </w:rPr>
-              <w:t>Проверка конфигурации и наличия комплектующих</w:t>
-            </w:r>
-          </w:p>
-        </w:tc>
-        <w:tc>
-          <w:tcPr>
-            <w:tcW w:w="1928" w:type="dxa"/>
-            <w:vAlign w:val="center"/>
-          </w:tcPr>
-          <w:p>
-            <w:pPr>
-              <w:spacing w:line="276" w:lineRule="auto"/>
-              <w:ind w:firstLine="0"/>
-            </w:pPr>
-            <w:r>
-              <w:rPr>
-                <w:sz w:val="22"/>
-              </w:rPr>
-              <w:t>Руководитель производственного участка</w:t>
-            </w:r>
-          </w:p>
-        </w:tc>
-        <w:tc>
-          <w:tcPr>
-            <w:tcW w:w="1928" w:type="dxa"/>
-            <w:vAlign w:val="center"/>
-          </w:tcPr>
-          <w:p>
-            <w:pPr>
-              <w:spacing w:line="276" w:lineRule="auto"/>
-              <w:ind w:firstLine="0"/>
-            </w:pPr>
-            <w:r>
-              <w:rPr>
-                <w:sz w:val="22"/>
-              </w:rPr>
-              <w:t>0,70</w:t>
-            </w:r>
-          </w:p>
-        </w:tc>
-        <w:tc>
-          <w:tcPr>
-            <w:tcW w:w="1928" w:type="dxa"/>
-            <w:vAlign w:val="center"/>
-          </w:tcPr>
-          <w:p>
-            <w:pPr>
-              <w:spacing w:line="276" w:lineRule="auto"/>
-              <w:ind w:firstLine="0"/>
-            </w:pPr>
-            <w:r>
-              <w:rPr>
-                <w:sz w:val="22"/>
-              </w:rPr>
-              <w:t>650</w:t>
-            </w:r>
-          </w:p>
-        </w:tc>
-        <w:tc>
-          <w:tcPr>
-            <w:tcW w:w="1928" w:type="dxa"/>
-            <w:vAlign w:val="center"/>
-          </w:tcPr>
-          <w:p>
-            <w:pPr>
-              <w:spacing w:line="276" w:lineRule="auto"/>
-              <w:ind w:firstLine="0"/>
-            </w:pPr>
-            <w:r>
-              <w:rPr>
-                <w:sz w:val="22"/>
-              </w:rPr>
-              <w:t>455</w:t>
+        <w:tc>
+          <w:tcPr>
+            <w:tcW w:type="dxa" w:w="1928"/>
+          </w:tcPr>
+          <w:p>
+            <w:r>
+              <w:t>Проверка цены заказа</w:t>
+            </w:r>
+          </w:p>
+        </w:tc>
+        <w:tc>
+          <w:tcPr>
+            <w:tcW w:type="dxa" w:w="2026"/>
+          </w:tcPr>
+          <w:p>
+            <w:r>
+              <w:t>Руководитель отдела производства</w:t>
+            </w:r>
+          </w:p>
+        </w:tc>
+        <w:tc>
+          <w:tcPr>
+            <w:tcW w:type="dxa" w:w="1928"/>
+          </w:tcPr>
+          <w:p>
+            <w:r>
+              <w:t>0,05</w:t>
+            </w:r>
+          </w:p>
+        </w:tc>
+        <w:tc>
+          <w:tcPr>
+            <w:tcW w:type="dxa" w:w="1928"/>
+          </w:tcPr>
+          <w:p>
+            <w:r>
+              <w:t>1071,43</w:t>
+            </w:r>
+          </w:p>
+        </w:tc>
+        <w:tc>
+          <w:tcPr>
+            <w:tcW w:type="dxa" w:w="1928"/>
+          </w:tcPr>
+          <w:p>
+            <w:r>
+              <w:t>53,57</w:t>
             </w:r>
           </w:p>
         </w:tc>
       </w:tr>
       <w:tr>
-        <w:trPr>
-          <w:jc w:val="center"/>
-        </w:trPr>
-        <w:tc>
-          <w:tcPr>
-            <w:tcW w:w="1928" w:type="dxa"/>
-            <w:vAlign w:val="center"/>
-          </w:tcPr>
-          <w:p>
-            <w:pPr>
-              <w:spacing w:line="276" w:lineRule="auto"/>
-              <w:ind w:firstLine="0"/>
-            </w:pPr>
-            <w:r>
-              <w:rPr>
-                <w:sz w:val="22"/>
-              </w:rPr>
-              <w:t>Сборка базовой платформы</w:t>
-            </w:r>
-          </w:p>
-        </w:tc>
-        <w:tc>
-          <w:tcPr>
-            <w:tcW w:w="1928" w:type="dxa"/>
-            <w:vAlign w:val="center"/>
-          </w:tcPr>
-          <w:p>
-            <w:pPr>
-              <w:spacing w:line="276" w:lineRule="auto"/>
-              <w:ind w:firstLine="0"/>
-            </w:pPr>
-            <w:r>
-              <w:rPr>
-                <w:sz w:val="22"/>
-              </w:rPr>
-              <w:t>Платформер</w:t>
-            </w:r>
-          </w:p>
-        </w:tc>
-        <w:tc>
-          <w:tcPr>
-            <w:tcW w:w="1928" w:type="dxa"/>
-            <w:vAlign w:val="center"/>
-          </w:tcPr>
-          <w:p>
-            <w:pPr>
-              <w:spacing w:line="276" w:lineRule="auto"/>
-              <w:ind w:firstLine="0"/>
-            </w:pPr>
-            <w:r>
-              <w:rPr>
-                <w:sz w:val="22"/>
-              </w:rPr>
-              <w:t>1,20</w:t>
-            </w:r>
-          </w:p>
-        </w:tc>
-        <w:tc>
-          <w:tcPr>
-            <w:tcW w:w="1928" w:type="dxa"/>
-            <w:vAlign w:val="center"/>
-          </w:tcPr>
-          <w:p>
-            <w:pPr>
-              <w:spacing w:line="276" w:lineRule="auto"/>
-              <w:ind w:firstLine="0"/>
-            </w:pPr>
-            <w:r>
-              <w:rPr>
-                <w:sz w:val="22"/>
-              </w:rPr>
-              <w:t>550</w:t>
-            </w:r>
-          </w:p>
-        </w:tc>
-        <w:tc>
-          <w:tcPr>
-            <w:tcW w:w="1928" w:type="dxa"/>
-            <w:vAlign w:val="center"/>
-          </w:tcPr>
-          <w:p>
-            <w:pPr>
-              <w:spacing w:line="276" w:lineRule="auto"/>
-              <w:ind w:firstLine="0"/>
-            </w:pPr>
-            <w:r>
-              <w:rPr>
-                <w:sz w:val="22"/>
-              </w:rPr>
-              <w:t>660</w:t>
+        <w:tc>
+          <w:tcPr>
+            <w:tcW w:type="dxa" w:w="1928"/>
+          </w:tcPr>
+          <w:p>
+            <w:r>
+              <w:t>Проверка состава конфигурации</w:t>
+            </w:r>
+          </w:p>
+        </w:tc>
+        <w:tc>
+          <w:tcPr>
+            <w:tcW w:type="dxa" w:w="2026"/>
+          </w:tcPr>
+          <w:p>
+            <w:r>
+              <w:t>Руководитель отдела производства</w:t>
+            </w:r>
+          </w:p>
+        </w:tc>
+        <w:tc>
+          <w:tcPr>
+            <w:tcW w:type="dxa" w:w="1928"/>
+          </w:tcPr>
+          <w:p>
+            <w:r>
+              <w:t>0,10</w:t>
+            </w:r>
+          </w:p>
+        </w:tc>
+        <w:tc>
+          <w:tcPr>
+            <w:tcW w:type="dxa" w:w="1928"/>
+          </w:tcPr>
+          <w:p>
+            <w:r>
+              <w:t>1071,43</w:t>
+            </w:r>
+          </w:p>
+        </w:tc>
+        <w:tc>
+          <w:tcPr>
+            <w:tcW w:type="dxa" w:w="1928"/>
+          </w:tcPr>
+          <w:p>
+            <w:r>
+              <w:t>107,14</w:t>
             </w:r>
           </w:p>
         </w:tc>
       </w:tr>
       <w:tr>
-        <w:trPr>
-          <w:jc w:val="center"/>
-        </w:trPr>
-        <w:tc>
-          <w:tcPr>
-            <w:tcW w:w="1928" w:type="dxa"/>
-            <w:vAlign w:val="center"/>
-          </w:tcPr>
-          <w:p>
-            <w:pPr>
-              <w:spacing w:line="276" w:lineRule="auto"/>
-              <w:ind w:firstLine="0"/>
-            </w:pPr>
-            <w:r>
-              <w:rPr>
-                <w:sz w:val="22"/>
-              </w:rPr>
-              <w:t>Окончательная сборка и подключение</w:t>
-            </w:r>
-          </w:p>
-        </w:tc>
-        <w:tc>
-          <w:tcPr>
-            <w:tcW w:w="1928" w:type="dxa"/>
-            <w:vAlign w:val="center"/>
-          </w:tcPr>
-          <w:p>
-            <w:pPr>
-              <w:spacing w:line="276" w:lineRule="auto"/>
-              <w:ind w:firstLine="0"/>
-            </w:pPr>
-            <w:r>
-              <w:rPr>
-                <w:sz w:val="22"/>
-              </w:rPr>
-              <w:t>Сборщик</w:t>
-            </w:r>
-          </w:p>
-        </w:tc>
-        <w:tc>
-          <w:tcPr>
-            <w:tcW w:w="1928" w:type="dxa"/>
-            <w:vAlign w:val="center"/>
-          </w:tcPr>
-          <w:p>
-            <w:pPr>
-              <w:spacing w:line="276" w:lineRule="auto"/>
-              <w:ind w:firstLine="0"/>
-            </w:pPr>
-            <w:r>
-              <w:rPr>
-                <w:sz w:val="22"/>
-              </w:rPr>
-              <w:t>1,50</w:t>
-            </w:r>
-          </w:p>
-        </w:tc>
-        <w:tc>
-          <w:tcPr>
-            <w:tcW w:w="1928" w:type="dxa"/>
-            <w:vAlign w:val="center"/>
-          </w:tcPr>
-          <w:p>
-            <w:pPr>
-              <w:spacing w:line="276" w:lineRule="auto"/>
-              <w:ind w:firstLine="0"/>
-            </w:pPr>
-            <w:r>
-              <w:rPr>
-                <w:sz w:val="22"/>
-              </w:rPr>
-              <w:t>550</w:t>
-            </w:r>
-          </w:p>
-        </w:tc>
-        <w:tc>
-          <w:tcPr>
-            <w:tcW w:w="1928" w:type="dxa"/>
-            <w:vAlign w:val="center"/>
-          </w:tcPr>
-          <w:p>
-            <w:pPr>
-              <w:spacing w:line="276" w:lineRule="auto"/>
-              <w:ind w:firstLine="0"/>
-            </w:pPr>
-            <w:r>
-              <w:rPr>
-                <w:sz w:val="22"/>
-              </w:rPr>
-              <w:t>825</w:t>
+        <w:tc>
+          <w:tcPr>
+            <w:tcW w:type="dxa" w:w="1928"/>
+          </w:tcPr>
+          <w:p>
+            <w:r>
+              <w:t>Проверка статуса оплаты и обработки</w:t>
+            </w:r>
+          </w:p>
+        </w:tc>
+        <w:tc>
+          <w:tcPr>
+            <w:tcW w:type="dxa" w:w="2026"/>
+          </w:tcPr>
+          <w:p>
+            <w:r>
+              <w:t>Руководитель отдела производства</w:t>
+            </w:r>
+          </w:p>
+        </w:tc>
+        <w:tc>
+          <w:tcPr>
+            <w:tcW w:type="dxa" w:w="1928"/>
+          </w:tcPr>
+          <w:p>
+            <w:r>
+              <w:t>0,05</w:t>
+            </w:r>
+          </w:p>
+        </w:tc>
+        <w:tc>
+          <w:tcPr>
+            <w:tcW w:type="dxa" w:w="1928"/>
+          </w:tcPr>
+          <w:p>
+            <w:r>
+              <w:t>1071,43</w:t>
+            </w:r>
+          </w:p>
+        </w:tc>
+        <w:tc>
+          <w:tcPr>
+            <w:tcW w:type="dxa" w:w="1928"/>
+          </w:tcPr>
+          <w:p>
+            <w:r>
+              <w:t>53,57</w:t>
             </w:r>
           </w:p>
         </w:tc>
       </w:tr>
       <w:tr>
-        <w:trPr>
-          <w:jc w:val="center"/>
-        </w:trPr>
-        <w:tc>
-          <w:tcPr>
-            <w:tcW w:w="1928" w:type="dxa"/>
-            <w:vAlign w:val="center"/>
-          </w:tcPr>
-          <w:p>
-            <w:pPr>
-              <w:spacing w:line="276" w:lineRule="auto"/>
-              <w:ind w:firstLine="0"/>
-            </w:pPr>
-            <w:r>
-              <w:rPr>
-                <w:sz w:val="22"/>
-              </w:rPr>
-              <w:t>Тестирование и фиксация результатов</w:t>
-            </w:r>
-          </w:p>
-        </w:tc>
-        <w:tc>
-          <w:tcPr>
-            <w:tcW w:w="1928" w:type="dxa"/>
-            <w:vAlign w:val="center"/>
-          </w:tcPr>
-          <w:p>
-            <w:pPr>
-              <w:spacing w:line="276" w:lineRule="auto"/>
-              <w:ind w:firstLine="0"/>
-            </w:pPr>
-            <w:r>
-              <w:rPr>
-                <w:sz w:val="22"/>
-              </w:rPr>
-              <w:t>Сборщик</w:t>
-            </w:r>
-          </w:p>
-        </w:tc>
-        <w:tc>
-          <w:tcPr>
-            <w:tcW w:w="1928" w:type="dxa"/>
-            <w:vAlign w:val="center"/>
-          </w:tcPr>
-          <w:p>
-            <w:pPr>
-              <w:spacing w:line="276" w:lineRule="auto"/>
-              <w:ind w:firstLine="0"/>
-            </w:pPr>
-            <w:r>
-              <w:rPr>
-                <w:sz w:val="22"/>
-              </w:rPr>
-              <w:t>0,80</w:t>
-            </w:r>
-          </w:p>
-        </w:tc>
-        <w:tc>
-          <w:tcPr>
-            <w:tcW w:w="1928" w:type="dxa"/>
-            <w:vAlign w:val="center"/>
-          </w:tcPr>
-          <w:p>
-            <w:pPr>
-              <w:spacing w:line="276" w:lineRule="auto"/>
-              <w:ind w:firstLine="0"/>
-            </w:pPr>
-            <w:r>
-              <w:rPr>
-                <w:sz w:val="22"/>
-              </w:rPr>
-              <w:t>550</w:t>
-            </w:r>
-          </w:p>
-        </w:tc>
-        <w:tc>
-          <w:tcPr>
-            <w:tcW w:w="1928" w:type="dxa"/>
-            <w:vAlign w:val="center"/>
-          </w:tcPr>
-          <w:p>
-            <w:pPr>
-              <w:spacing w:line="276" w:lineRule="auto"/>
-              <w:ind w:firstLine="0"/>
-            </w:pPr>
-            <w:r>
-              <w:rPr>
-                <w:sz w:val="22"/>
-              </w:rPr>
-              <w:t>440</w:t>
+        <w:tc>
+          <w:tcPr>
+            <w:tcW w:type="dxa" w:w="1928"/>
+          </w:tcPr>
+          <w:p>
+            <w:r>
+              <w:t>Регистрация заказа и назначение ответственного</w:t>
+            </w:r>
+          </w:p>
+        </w:tc>
+        <w:tc>
+          <w:tcPr>
+            <w:tcW w:type="dxa" w:w="2026"/>
+          </w:tcPr>
+          <w:p>
+            <w:r>
+              <w:t>Руководитель отдела производства</w:t>
+            </w:r>
+          </w:p>
+        </w:tc>
+        <w:tc>
+          <w:tcPr>
+            <w:tcW w:type="dxa" w:w="1928"/>
+          </w:tcPr>
+          <w:p>
+            <w:r>
+              <w:t>0,05</w:t>
+            </w:r>
+          </w:p>
+        </w:tc>
+        <w:tc>
+          <w:tcPr>
+            <w:tcW w:type="dxa" w:w="1928"/>
+          </w:tcPr>
+          <w:p>
+            <w:r>
+              <w:t>1071,43</w:t>
+            </w:r>
+          </w:p>
+        </w:tc>
+        <w:tc>
+          <w:tcPr>
+            <w:tcW w:type="dxa" w:w="1928"/>
+          </w:tcPr>
+          <w:p>
+            <w:r>
+              <w:t>53,57</w:t>
             </w:r>
           </w:p>
         </w:tc>
       </w:tr>
       <w:tr>
-        <w:trPr>
-          <w:jc w:val="center"/>
-        </w:trPr>
-        <w:tc>
-          <w:tcPr>
-            <w:tcW w:w="1928" w:type="dxa"/>
-            <w:vAlign w:val="center"/>
-          </w:tcPr>
-          <w:p>
-            <w:pPr>
-              <w:spacing w:line="276" w:lineRule="auto"/>
-              <w:ind w:firstLine="0"/>
-            </w:pPr>
-            <w:r>
-              <w:rPr>
-                <w:sz w:val="22"/>
-              </w:rPr>
-              <w:t>Упаковка и документы</w:t>
-            </w:r>
-          </w:p>
-        </w:tc>
-        <w:tc>
-          <w:tcPr>
-            <w:tcW w:w="1928" w:type="dxa"/>
-            <w:vAlign w:val="center"/>
-          </w:tcPr>
-          <w:p>
-            <w:pPr>
-              <w:spacing w:line="276" w:lineRule="auto"/>
-              <w:ind w:firstLine="0"/>
-            </w:pPr>
-            <w:r>
-              <w:rPr>
-                <w:sz w:val="22"/>
-              </w:rPr>
-              <w:t>Сборщик / руководитель</w:t>
-            </w:r>
-          </w:p>
-        </w:tc>
-        <w:tc>
-          <w:tcPr>
-            <w:tcW w:w="1928" w:type="dxa"/>
-            <w:vAlign w:val="center"/>
-          </w:tcPr>
-          <w:p>
-            <w:pPr>
-              <w:spacing w:line="276" w:lineRule="auto"/>
-              <w:ind w:firstLine="0"/>
-            </w:pPr>
-            <w:r>
-              <w:rPr>
-                <w:sz w:val="22"/>
-              </w:rPr>
-              <w:t>0,50</w:t>
-            </w:r>
-          </w:p>
-        </w:tc>
-        <w:tc>
-          <w:tcPr>
-            <w:tcW w:w="1928" w:type="dxa"/>
-            <w:vAlign w:val="center"/>
-          </w:tcPr>
-          <w:p>
-            <w:pPr>
-              <w:spacing w:line="276" w:lineRule="auto"/>
-              <w:ind w:firstLine="0"/>
-            </w:pPr>
-            <w:r>
-              <w:rPr>
-                <w:sz w:val="22"/>
-              </w:rPr>
-              <w:t>600</w:t>
-            </w:r>
-          </w:p>
-        </w:tc>
-        <w:tc>
-          <w:tcPr>
-            <w:tcW w:w="1928" w:type="dxa"/>
-            <w:vAlign w:val="center"/>
-          </w:tcPr>
-          <w:p>
-            <w:pPr>
-              <w:spacing w:line="276" w:lineRule="auto"/>
-              <w:ind w:firstLine="0"/>
-            </w:pPr>
-            <w:r>
-              <w:rPr>
-                <w:sz w:val="22"/>
-              </w:rPr>
-              <w:t>300</w:t>
+        <w:tc>
+          <w:tcPr>
+            <w:tcW w:type="dxa" w:w="1928"/>
+          </w:tcPr>
+          <w:p>
+            <w:r>
+              <w:t>Проверка наличия комплектующих по учетным данным</w:t>
+            </w:r>
+          </w:p>
+        </w:tc>
+        <w:tc>
+          <w:tcPr>
+            <w:tcW w:type="dxa" w:w="2026"/>
+          </w:tcPr>
+          <w:p>
+            <w:r>
+              <w:t>Руководитель отдела производства</w:t>
+            </w:r>
+          </w:p>
+        </w:tc>
+        <w:tc>
+          <w:tcPr>
+            <w:tcW w:type="dxa" w:w="1928"/>
+          </w:tcPr>
+          <w:p>
+            <w:r>
+              <w:t>0,10</w:t>
+            </w:r>
+          </w:p>
+        </w:tc>
+        <w:tc>
+          <w:tcPr>
+            <w:tcW w:type="dxa" w:w="1928"/>
+          </w:tcPr>
+          <w:p>
+            <w:r>
+              <w:t>1071,43</w:t>
+            </w:r>
+          </w:p>
+        </w:tc>
+        <w:tc>
+          <w:tcPr>
+            <w:tcW w:type="dxa" w:w="1928"/>
+          </w:tcPr>
+          <w:p>
+            <w:r>
+              <w:t>107,14</w:t>
             </w:r>
           </w:p>
         </w:tc>
       </w:tr>
       <w:tr>
-        <w:trPr>
-          <w:jc w:val="center"/>
-        </w:trPr>
-        <w:tc>
-          <w:tcPr>
-            <w:tcW w:w="1928" w:type="dxa"/>
-            <w:vAlign w:val="center"/>
-          </w:tcPr>
-          <w:p>
-            <w:pPr>
-              <w:spacing w:line="276" w:lineRule="auto"/>
-              <w:ind w:firstLine="0"/>
-            </w:pPr>
-            <w:r>
-              <w:rPr>
-                <w:sz w:val="22"/>
-              </w:rPr>
-              <w:t>Передача в логистику и обновление статуса</w:t>
-            </w:r>
-          </w:p>
-        </w:tc>
-        <w:tc>
-          <w:tcPr>
-            <w:tcW w:w="1928" w:type="dxa"/>
-            <w:vAlign w:val="center"/>
-          </w:tcPr>
-          <w:p>
-            <w:pPr>
-              <w:spacing w:line="276" w:lineRule="auto"/>
-              <w:ind w:firstLine="0"/>
-            </w:pPr>
-            <w:r>
-              <w:rPr>
-                <w:sz w:val="22"/>
-              </w:rPr>
-              <w:t>Водитель / руководитель</w:t>
-            </w:r>
-          </w:p>
-        </w:tc>
-        <w:tc>
-          <w:tcPr>
-            <w:tcW w:w="1928" w:type="dxa"/>
-            <w:vAlign w:val="center"/>
-          </w:tcPr>
-          <w:p>
-            <w:pPr>
-              <w:spacing w:line="276" w:lineRule="auto"/>
-              <w:ind w:firstLine="0"/>
-            </w:pPr>
-            <w:r>
-              <w:rPr>
-                <w:sz w:val="22"/>
-              </w:rPr>
-              <w:t>0,30</w:t>
-            </w:r>
-          </w:p>
-        </w:tc>
-        <w:tc>
-          <w:tcPr>
-            <w:tcW w:w="1928" w:type="dxa"/>
-            <w:vAlign w:val="center"/>
-          </w:tcPr>
-          <w:p>
-            <w:pPr>
-              <w:spacing w:line="276" w:lineRule="auto"/>
-              <w:ind w:firstLine="0"/>
-            </w:pPr>
-            <w:r>
-              <w:rPr>
-                <w:sz w:val="22"/>
-              </w:rPr>
-              <w:t>500</w:t>
-            </w:r>
-          </w:p>
-        </w:tc>
-        <w:tc>
-          <w:tcPr>
-            <w:tcW w:w="1928" w:type="dxa"/>
-            <w:vAlign w:val="center"/>
-          </w:tcPr>
-          <w:p>
-            <w:pPr>
-              <w:spacing w:line="276" w:lineRule="auto"/>
-              <w:ind w:firstLine="0"/>
-            </w:pPr>
-            <w:r>
-              <w:rPr>
-                <w:sz w:val="22"/>
-              </w:rPr>
-              <w:t>150</w:t>
+        <w:tc>
+          <w:tcPr>
+            <w:tcW w:type="dxa" w:w="1928"/>
+          </w:tcPr>
+          <w:p>
+            <w:r>
+              <w:t>Резервирование комплектующих и привязка серийных номеров в CMS</w:t>
+            </w:r>
+          </w:p>
+        </w:tc>
+        <w:tc>
+          <w:tcPr>
+            <w:tcW w:type="dxa" w:w="2026"/>
+          </w:tcPr>
+          <w:p>
+            <w:r>
+              <w:t>Платформер</w:t>
+            </w:r>
+          </w:p>
+        </w:tc>
+        <w:tc>
+          <w:tcPr>
+            <w:tcW w:type="dxa" w:w="1928"/>
+          </w:tcPr>
+          <w:p>
+            <w:r>
+              <w:t>0,15</w:t>
+            </w:r>
+          </w:p>
+        </w:tc>
+        <w:tc>
+          <w:tcPr>
+            <w:tcW w:type="dxa" w:w="1928"/>
+          </w:tcPr>
+          <w:p>
+            <w:r>
+              <w:t>654,76</w:t>
+            </w:r>
+          </w:p>
+        </w:tc>
+        <w:tc>
+          <w:tcPr>
+            <w:tcW w:type="dxa" w:w="1928"/>
+          </w:tcPr>
+          <w:p>
+            <w:r>
+              <w:t>98,21</w:t>
             </w:r>
           </w:p>
         </w:tc>
       </w:tr>
       <w:tr>
-        <w:trPr>
-          <w:jc w:val="center"/>
-        </w:trPr>
-        <w:tc>
-          <w:tcPr>
-            <w:tcW w:w="1928" w:type="dxa"/>
-            <w:vAlign w:val="center"/>
-          </w:tcPr>
-          <w:p>
-            <w:pPr>
-              <w:spacing w:line="276" w:lineRule="auto"/>
-              <w:ind w:firstLine="0"/>
-            </w:pPr>
-            <w:r>
-              <w:rPr>
-                <w:sz w:val="22"/>
-              </w:rPr>
+        <w:tc>
+          <w:tcPr>
+            <w:tcW w:type="dxa" w:w="1928"/>
+          </w:tcPr>
+          <w:p>
+            <w:r>
+              <w:t>Фиксация передачи заказа на выполнение в CMS</w:t>
+            </w:r>
+          </w:p>
+        </w:tc>
+        <w:tc>
+          <w:tcPr>
+            <w:tcW w:type="dxa" w:w="2026"/>
+          </w:tcPr>
+          <w:p>
+            <w:r>
+              <w:t>Платформер</w:t>
+            </w:r>
+          </w:p>
+        </w:tc>
+        <w:tc>
+          <w:tcPr>
+            <w:tcW w:type="dxa" w:w="1928"/>
+          </w:tcPr>
+          <w:p>
+            <w:r>
+              <w:t>0,05</w:t>
+            </w:r>
+          </w:p>
+        </w:tc>
+        <w:tc>
+          <w:tcPr>
+            <w:tcW w:type="dxa" w:w="1928"/>
+          </w:tcPr>
+          <w:p>
+            <w:r>
+              <w:t>654,76</w:t>
+            </w:r>
+          </w:p>
+        </w:tc>
+        <w:tc>
+          <w:tcPr>
+            <w:tcW w:type="dxa" w:w="1928"/>
+          </w:tcPr>
+          <w:p>
+            <w:r>
+              <w:t>32,74</w:t>
+            </w:r>
+          </w:p>
+        </w:tc>
+      </w:tr>
+      <w:tr>
+        <w:tc>
+          <w:tcPr>
+            <w:tcW w:type="dxa" w:w="1928"/>
+          </w:tcPr>
+          <w:p>
+            <w:r>
+              <w:t>Внесение результатов диагностики в карточку заказа</w:t>
+            </w:r>
+          </w:p>
+        </w:tc>
+        <w:tc>
+          <w:tcPr>
+            <w:tcW w:type="dxa" w:w="2026"/>
+          </w:tcPr>
+          <w:p>
+            <w:r>
+              <w:t>Инженер тестирования компьютерной техники</w:t>
+            </w:r>
+          </w:p>
+        </w:tc>
+        <w:tc>
+          <w:tcPr>
+            <w:tcW w:type="dxa" w:w="1928"/>
+          </w:tcPr>
+          <w:p>
+            <w:r>
+              <w:t>0,15</w:t>
+            </w:r>
+          </w:p>
+        </w:tc>
+        <w:tc>
+          <w:tcPr>
+            <w:tcW w:type="dxa" w:w="1928"/>
+          </w:tcPr>
+          <w:p>
+            <w:r>
+              <w:t>833,33</w:t>
+            </w:r>
+          </w:p>
+        </w:tc>
+        <w:tc>
+          <w:tcPr>
+            <w:tcW w:type="dxa" w:w="1928"/>
+          </w:tcPr>
+          <w:p>
+            <w:r>
+              <w:t>125,00</w:t>
+            </w:r>
+          </w:p>
+        </w:tc>
+      </w:tr>
+      <w:tr>
+        <w:tc>
+          <w:tcPr>
+            <w:tcW w:type="dxa" w:w="1928"/>
+          </w:tcPr>
+          <w:p>
+            <w:r>
+              <w:t>Прикрепление сведений о видеофиксации и упаковке</w:t>
+            </w:r>
+          </w:p>
+        </w:tc>
+        <w:tc>
+          <w:tcPr>
+            <w:tcW w:type="dxa" w:w="2026"/>
+          </w:tcPr>
+          <w:p>
+            <w:r>
+              <w:t>Упаковщик</w:t>
+            </w:r>
+          </w:p>
+        </w:tc>
+        <w:tc>
+          <w:tcPr>
+            <w:tcW w:type="dxa" w:w="1928"/>
+          </w:tcPr>
+          <w:p>
+            <w:r>
+              <w:t>0,10</w:t>
+            </w:r>
+          </w:p>
+        </w:tc>
+        <w:tc>
+          <w:tcPr>
+            <w:tcW w:type="dxa" w:w="1928"/>
+          </w:tcPr>
+          <w:p>
+            <w:r>
+              <w:t>488,10</w:t>
+            </w:r>
+          </w:p>
+        </w:tc>
+        <w:tc>
+          <w:tcPr>
+            <w:tcW w:type="dxa" w:w="1928"/>
+          </w:tcPr>
+          <w:p>
+            <w:r>
+              <w:t>48,81</w:t>
+            </w:r>
+          </w:p>
+        </w:tc>
+      </w:tr>
+      <w:tr>
+        <w:tc>
+          <w:tcPr>
+            <w:tcW w:type="dxa" w:w="1928"/>
+          </w:tcPr>
+          <w:p>
+            <w:r>
+              <w:t>Финальный контроль полноты данных и закрытие статуса передачи</w:t>
+            </w:r>
+          </w:p>
+        </w:tc>
+        <w:tc>
+          <w:tcPr>
+            <w:tcW w:type="dxa" w:w="2026"/>
+          </w:tcPr>
+          <w:p>
+            <w:r>
+              <w:t>Руководитель отдела производства</w:t>
+            </w:r>
+          </w:p>
+        </w:tc>
+        <w:tc>
+          <w:tcPr>
+            <w:tcW w:type="dxa" w:w="1928"/>
+          </w:tcPr>
+          <w:p>
+            <w:r>
+              <w:t>0,10</w:t>
+            </w:r>
+          </w:p>
+        </w:tc>
+        <w:tc>
+          <w:tcPr>
+            <w:tcW w:type="dxa" w:w="1928"/>
+          </w:tcPr>
+          <w:p>
+            <w:r>
+              <w:t>1071,43</w:t>
+            </w:r>
+          </w:p>
+        </w:tc>
+        <w:tc>
+          <w:tcPr>
+            <w:tcW w:type="dxa" w:w="1928"/>
+          </w:tcPr>
+          <w:p>
+            <w:r>
+              <w:t>107,14</w:t>
+            </w:r>
+          </w:p>
+        </w:tc>
+      </w:tr>
+      <w:tr>
+        <w:tc>
+          <w:tcPr>
+            <w:tcW w:type="dxa" w:w="1928"/>
+          </w:tcPr>
+          <w:p>
+            <w:r>
               <w:t>Итого</w:t>
             </w:r>
           </w:p>
         </w:tc>
         <w:tc>
           <w:tcPr>
-            <w:tcW w:w="1928" w:type="dxa"/>
-            <w:vAlign w:val="center"/>
-          </w:tcPr>
-          <w:p>
-            <w:pPr>
-              <w:spacing w:line="276" w:lineRule="auto"/>
-              <w:ind w:firstLine="0"/>
-            </w:pPr>
-          </w:p>
-        </w:tc>
-        <w:tc>
-          <w:tcPr>
-            <w:tcW w:w="1928" w:type="dxa"/>
-            <w:vAlign w:val="center"/>
-          </w:tcPr>
-          <w:p>
-            <w:pPr>
-              <w:spacing w:line="276" w:lineRule="auto"/>
-              <w:ind w:firstLine="0"/>
-            </w:pPr>
-            <w:r>
-              <w:rPr>
-                <w:sz w:val="22"/>
-              </w:rPr>
-              <w:t>5,30</w:t>
-            </w:r>
-          </w:p>
-        </w:tc>
-        <w:tc>
-          <w:tcPr>
-            <w:tcW w:w="1928" w:type="dxa"/>
-            <w:vAlign w:val="center"/>
-          </w:tcPr>
-          <w:p>
-            <w:pPr>
-              <w:spacing w:line="276" w:lineRule="auto"/>
-              <w:ind w:firstLine="0"/>
-            </w:pPr>
-          </w:p>
-        </w:tc>
-        <w:tc>
-          <w:tcPr>
-            <w:tcW w:w="1928" w:type="dxa"/>
-            <w:vAlign w:val="center"/>
-          </w:tcPr>
-          <w:p>
-            <w:pPr>
-              <w:spacing w:line="276" w:lineRule="auto"/>
-              <w:ind w:firstLine="0"/>
-            </w:pPr>
-            <w:r>
-              <w:rPr>
-                <w:sz w:val="22"/>
-              </w:rPr>
-              <w:t>3025</w:t>
+            <w:tcW w:type="dxa" w:w="2026"/>
+          </w:tcPr>
+          <w:p>
+            <w:r/>
+          </w:p>
+        </w:tc>
+        <w:tc>
+          <w:tcPr>
+            <w:tcW w:type="dxa" w:w="1928"/>
+          </w:tcPr>
+          <w:p>
+            <w:r>
+              <w:t>0,95</w:t>
+            </w:r>
+          </w:p>
+        </w:tc>
+        <w:tc>
+          <w:tcPr>
+            <w:tcW w:type="dxa" w:w="1928"/>
+          </w:tcPr>
+          <w:p>
+            <w:r/>
+          </w:p>
+        </w:tc>
+        <w:tc>
+          <w:tcPr>
+            <w:tcW w:type="dxa" w:w="1928"/>
+          </w:tcPr>
+          <w:p>
+            <w:r>
+              <w:t>840,46</w:t>
             </w:r>
           </w:p>
         </w:tc>
@@ -4249,19 +4369,12 @@
     </w:p>
     <w:p>
       <w:r>
-        <w:t xml:space="preserve">Целевой вариант процесса предполагает создание единого цифрового контура сопровождения заказа. Заказ из маркетплейса регистрируется в </w:t>
-      </w:r>
-      <w:r>
-        <w:lastRenderedPageBreak/>
-        <w:t>BPMSoft, получает статус, ответственных и набор контрольных параметров. Дальнейшие действия выполняются через статусы, бизнес-правила и задачи.</w:t>
+        <w:t>Целевой вариант процесса предполагает создание единого цифрового контура сопровождения заказа. Заказ из маркетплейса регистрируется в BPMSoft, получает статус, ответственных и набор контрольных параметров. Проверка цены, состава, статуса, наличия комплектующих и полноты данных выполняется как последовательность отдельных информационных задач с контролируемыми условиями перехода.</w:t>
       </w:r>
     </w:p>
     <w:p>
       <w:r>
-        <w:t xml:space="preserve">Графическое представление модели to-be показано на рисунке 14. В </w:t>
-      </w:r>
-      <w:r>
-        <w:t>отличие от текущего варианта, контрольные события и переходы между этапами выполняются через BPMSoft, а обязательные данные проверяются до смены статуса заявки.</w:t>
+        <w:t>Для модели to-be ниже оставлено место под ручную подготовку диаграммы. В целевом варианте контрольные события и переходы между этапами выполняются через BPMSoft, а обязательные данные проверяются до смены статуса заявки.</w:t>
       </w:r>
     </w:p>
     <w:p>
@@ -4352,15 +4465,7 @@
             <w:vAlign w:val="center"/>
           </w:tcPr>
           <w:p>
-            <w:pPr>
-              <w:spacing w:line="276" w:lineRule="auto"/>
-              <w:ind w:firstLine="0"/>
-            </w:pPr>
-            <w:r>
-              <w:rPr>
-                <w:b/>
-                <w:sz w:val="22"/>
-              </w:rPr>
+            <w:r>
               <w:t>Характеристика</w:t>
             </w:r>
           </w:p>
@@ -4372,15 +4477,7 @@
             <w:vAlign w:val="center"/>
           </w:tcPr>
           <w:p>
-            <w:pPr>
-              <w:spacing w:line="276" w:lineRule="auto"/>
-              <w:ind w:firstLine="0"/>
-            </w:pPr>
-            <w:r>
-              <w:rPr>
-                <w:b/>
-                <w:sz w:val="22"/>
-              </w:rPr>
+            <w:r>
               <w:t>As-is</w:t>
             </w:r>
           </w:p>
@@ -4392,259 +4489,168 @@
             <w:vAlign w:val="center"/>
           </w:tcPr>
           <w:p>
-            <w:pPr>
-              <w:spacing w:line="276" w:lineRule="auto"/>
-              <w:ind w:firstLine="0"/>
-            </w:pPr>
-            <w:r>
-              <w:rPr>
-                <w:b/>
-                <w:sz w:val="22"/>
-              </w:rPr>
+            <w:r>
               <w:t>To-be</w:t>
             </w:r>
           </w:p>
         </w:tc>
       </w:tr>
       <w:tr>
-        <w:trPr>
-          <w:jc w:val="center"/>
-        </w:trPr>
-        <w:tc>
-          <w:tcPr>
-            <w:tcW w:w="3213" w:type="dxa"/>
-            <w:vAlign w:val="center"/>
-          </w:tcPr>
-          <w:p>
-            <w:pPr>
-              <w:spacing w:line="276" w:lineRule="auto"/>
-              <w:ind w:firstLine="0"/>
-            </w:pPr>
-            <w:r>
-              <w:rPr>
-                <w:sz w:val="22"/>
-              </w:rPr>
-              <w:t>Учет заказов</w:t>
-            </w:r>
-          </w:p>
-        </w:tc>
-        <w:tc>
-          <w:tcPr>
-            <w:tcW w:w="3213" w:type="dxa"/>
-            <w:vAlign w:val="center"/>
-          </w:tcPr>
-          <w:p>
-            <w:pPr>
-              <w:spacing w:line="276" w:lineRule="auto"/>
-              <w:ind w:firstLine="0"/>
-            </w:pPr>
-            <w:r>
-              <w:rPr>
-                <w:sz w:val="22"/>
-              </w:rPr>
-              <w:t>Разрозненные данные из маркетплейса, CMS и файлов.</w:t>
-            </w:r>
-          </w:p>
-        </w:tc>
-        <w:tc>
-          <w:tcPr>
-            <w:tcW w:w="3213" w:type="dxa"/>
-            <w:vAlign w:val="center"/>
-          </w:tcPr>
-          <w:p>
-            <w:pPr>
-              <w:spacing w:line="276" w:lineRule="auto"/>
-              <w:ind w:firstLine="0"/>
-            </w:pPr>
-            <w:r>
-              <w:rPr>
-                <w:sz w:val="22"/>
-              </w:rPr>
-              <w:t>Единый реестр заявок в BPMSoft.</w:t>
+        <w:tc>
+          <w:tcPr>
+            <w:tcW w:type="dxa" w:w="3213"/>
+          </w:tcPr>
+          <w:p>
+            <w:r>
+              <w:t>Граница расчета времени</w:t>
+            </w:r>
+          </w:p>
+        </w:tc>
+        <w:tc>
+          <w:tcPr>
+            <w:tcW w:type="dxa" w:w="3213"/>
+          </w:tcPr>
+          <w:p>
+            <w:r>
+              <w:t>Учитываются только информационные операции, но часть операций объединена слишком крупно.</w:t>
+            </w:r>
+          </w:p>
+        </w:tc>
+        <w:tc>
+          <w:tcPr>
+            <w:tcW w:type="dxa" w:w="3213"/>
+          </w:tcPr>
+          <w:p>
+            <w:r>
+              <w:t>Учитываются только информационные операции, разложенные на последовательные задачи.</w:t>
             </w:r>
           </w:p>
         </w:tc>
       </w:tr>
       <w:tr>
-        <w:trPr>
-          <w:jc w:val="center"/>
-        </w:trPr>
-        <w:tc>
-          <w:tcPr>
-            <w:tcW w:w="3213" w:type="dxa"/>
-            <w:vAlign w:val="center"/>
-          </w:tcPr>
-          <w:p>
-            <w:pPr>
-              <w:spacing w:line="276" w:lineRule="auto"/>
-              <w:ind w:firstLine="0"/>
-            </w:pPr>
-            <w:r>
-              <w:rPr>
-                <w:sz w:val="22"/>
-              </w:rPr>
-              <w:t>Контроль статусов</w:t>
-            </w:r>
-          </w:p>
-        </w:tc>
-        <w:tc>
-          <w:tcPr>
-            <w:tcW w:w="3213" w:type="dxa"/>
-            <w:vAlign w:val="center"/>
-          </w:tcPr>
-          <w:p>
-            <w:pPr>
-              <w:spacing w:line="276" w:lineRule="auto"/>
-              <w:ind w:firstLine="0"/>
-            </w:pPr>
-            <w:r>
-              <w:rPr>
-                <w:sz w:val="22"/>
-              </w:rPr>
-              <w:t>Обновление зависит от ручных действий сотрудников.</w:t>
-            </w:r>
-          </w:p>
-        </w:tc>
-        <w:tc>
-          <w:tcPr>
-            <w:tcW w:w="3213" w:type="dxa"/>
-            <w:vAlign w:val="center"/>
-          </w:tcPr>
-          <w:p>
-            <w:pPr>
-              <w:spacing w:line="276" w:lineRule="auto"/>
-              <w:ind w:firstLine="0"/>
-            </w:pPr>
-            <w:r>
-              <w:rPr>
-                <w:sz w:val="22"/>
-              </w:rPr>
-              <w:t>Статусы управляют этапами процесса и задачами.</w:t>
+        <w:tc>
+          <w:tcPr>
+            <w:tcW w:type="dxa" w:w="3213"/>
+          </w:tcPr>
+          <w:p>
+            <w:r>
+              <w:t>Проверка заказа</w:t>
+            </w:r>
+          </w:p>
+        </w:tc>
+        <w:tc>
+          <w:tcPr>
+            <w:tcW w:type="dxa" w:w="3213"/>
+          </w:tcPr>
+          <w:p>
+            <w:r>
+              <w:t>Цена, состав и статус проверяются вручную и могут восприниматься как одна операция.</w:t>
+            </w:r>
+          </w:p>
+        </w:tc>
+        <w:tc>
+          <w:tcPr>
+            <w:tcW w:type="dxa" w:w="3213"/>
+          </w:tcPr>
+          <w:p>
+            <w:r>
+              <w:t>Цена, состав и статус проверяются отдельными задачами с условиями перехода.</w:t>
             </w:r>
           </w:p>
         </w:tc>
       </w:tr>
       <w:tr>
-        <w:trPr>
-          <w:jc w:val="center"/>
-        </w:trPr>
-        <w:tc>
-          <w:tcPr>
-            <w:tcW w:w="3213" w:type="dxa"/>
-            <w:vAlign w:val="center"/>
-          </w:tcPr>
-          <w:p>
-            <w:pPr>
-              <w:spacing w:line="276" w:lineRule="auto"/>
-              <w:ind w:firstLine="0"/>
-            </w:pPr>
-            <w:r>
-              <w:rPr>
-                <w:sz w:val="22"/>
-              </w:rPr>
-              <w:t>Результаты тестирования</w:t>
-            </w:r>
-          </w:p>
-        </w:tc>
-        <w:tc>
-          <w:tcPr>
-            <w:tcW w:w="3213" w:type="dxa"/>
-            <w:vAlign w:val="center"/>
-          </w:tcPr>
-          <w:p>
-            <w:pPr>
-              <w:spacing w:line="276" w:lineRule="auto"/>
-              <w:ind w:firstLine="0"/>
-            </w:pPr>
-            <w:r>
-              <w:rPr>
-                <w:sz w:val="22"/>
-              </w:rPr>
-              <w:t>Фиксируются вручную и хранятся отдельно.</w:t>
-            </w:r>
-          </w:p>
-        </w:tc>
-        <w:tc>
-          <w:tcPr>
-            <w:tcW w:w="3213" w:type="dxa"/>
-            <w:vAlign w:val="center"/>
-          </w:tcPr>
-          <w:p>
-            <w:pPr>
-              <w:spacing w:line="276" w:lineRule="auto"/>
-              <w:ind w:firstLine="0"/>
-            </w:pPr>
-            <w:r>
-              <w:rPr>
-                <w:sz w:val="22"/>
-              </w:rPr>
-              <w:t>Прикрепляются к заявке и становятся обязательным условием перехода.</w:t>
+        <w:tc>
+          <w:tcPr>
+            <w:tcW w:type="dxa" w:w="3213"/>
+          </w:tcPr>
+          <w:p>
+            <w:r>
+              <w:t>Учет комплектующих</w:t>
+            </w:r>
+          </w:p>
+        </w:tc>
+        <w:tc>
+          <w:tcPr>
+            <w:tcW w:type="dxa" w:w="3213"/>
+          </w:tcPr>
+          <w:p>
+            <w:r>
+              <w:t>Резерв и привязка серийных номеров выполняются вручную в CMS.</w:t>
+            </w:r>
+          </w:p>
+        </w:tc>
+        <w:tc>
+          <w:tcPr>
+            <w:tcW w:type="dxa" w:w="3213"/>
+          </w:tcPr>
+          <w:p>
+            <w:r>
+              <w:t>Резерв и привязка фиксируются в BPMSoft/CMS как контролируемый этап.</w:t>
             </w:r>
           </w:p>
         </w:tc>
       </w:tr>
       <w:tr>
-        <w:trPr>
-          <w:jc w:val="center"/>
-        </w:trPr>
-        <w:tc>
-          <w:tcPr>
-            <w:tcW w:w="3213" w:type="dxa"/>
-            <w:vAlign w:val="center"/>
-          </w:tcPr>
-          <w:p>
-            <w:pPr>
-              <w:spacing w:line="276" w:lineRule="auto"/>
-              <w:ind w:firstLine="0"/>
-            </w:pPr>
-            <w:r>
-              <w:rPr>
-                <w:sz w:val="22"/>
-              </w:rPr>
-              <w:t>Прозрачность</w:t>
-            </w:r>
-          </w:p>
-        </w:tc>
-        <w:tc>
-          <w:tcPr>
-            <w:tcW w:w="3213" w:type="dxa"/>
-            <w:vAlign w:val="center"/>
-          </w:tcPr>
-          <w:p>
-            <w:pPr>
-              <w:spacing w:line="276" w:lineRule="auto"/>
-              <w:ind w:firstLine="0"/>
-            </w:pPr>
-            <w:r>
-              <w:rPr>
-                <w:sz w:val="22"/>
-              </w:rPr>
-              <w:t>Сложно быстро установить состояние заказа.</w:t>
-            </w:r>
-          </w:p>
-        </w:tc>
-        <w:tc>
-          <w:tcPr>
-            <w:tcW w:w="3213" w:type="dxa"/>
-            <w:vAlign w:val="center"/>
-          </w:tcPr>
-          <w:p>
-            <w:pPr>
-              <w:spacing w:line="276" w:lineRule="auto"/>
-              <w:ind w:firstLine="0"/>
-            </w:pPr>
-            <w:r>
-              <w:rPr>
-                <w:sz w:val="22"/>
-              </w:rPr>
-              <w:t xml:space="preserve">Состояние заказа видно по карточке, задачам и журналу </w:t>
-            </w:r>
-            <w:r>
-              <w:rPr>
-                <w:sz w:val="22"/>
-              </w:rPr>
-              <w:lastRenderedPageBreak/>
-              <w:t>процесса.</w:t>
+        <w:tc>
+          <w:tcPr>
+            <w:tcW w:type="dxa" w:w="3213"/>
+          </w:tcPr>
+          <w:p>
+            <w:r>
+              <w:t>Результаты тестирования</w:t>
+            </w:r>
+          </w:p>
+        </w:tc>
+        <w:tc>
+          <w:tcPr>
+            <w:tcW w:type="dxa" w:w="3213"/>
+          </w:tcPr>
+          <w:p>
+            <w:r>
+              <w:t>Результаты и видеофиксация прикрепляются вручную и не всегда обязательны до смены статуса.</w:t>
+            </w:r>
+          </w:p>
+        </w:tc>
+        <w:tc>
+          <w:tcPr>
+            <w:tcW w:type="dxa" w:w="3213"/>
+          </w:tcPr>
+          <w:p>
+            <w:r>
+              <w:t>Результаты и сведения о видеофиксации являются обязательными данными перед закрытием этапа.</w:t>
+            </w:r>
+          </w:p>
+        </w:tc>
+      </w:tr>
+      <w:tr>
+        <w:tc>
+          <w:tcPr>
+            <w:tcW w:type="dxa" w:w="3213"/>
+          </w:tcPr>
+          <w:p>
+            <w:r>
+              <w:t>Контроль статусов</w:t>
+            </w:r>
+          </w:p>
+        </w:tc>
+        <w:tc>
+          <w:tcPr>
+            <w:tcW w:type="dxa" w:w="3213"/>
+          </w:tcPr>
+          <w:p>
+            <w:r>
+              <w:t>Финальный контроль зависит от ручной проверки руководителя.</w:t>
+            </w:r>
+          </w:p>
+        </w:tc>
+        <w:tc>
+          <w:tcPr>
+            <w:tcW w:type="dxa" w:w="3213"/>
+          </w:tcPr>
+          <w:p>
+            <w:r>
+              <w:t>BPMSoft контролирует полноту данных и ограничивает переходы между статусами.</w:t>
             </w:r>
           </w:p>
         </w:tc>
@@ -4695,16 +4701,8 @@
             <w:vAlign w:val="center"/>
           </w:tcPr>
           <w:p>
-            <w:pPr>
-              <w:spacing w:line="276" w:lineRule="auto"/>
-              <w:ind w:firstLine="0"/>
-            </w:pPr>
-            <w:r>
-              <w:rPr>
-                <w:b/>
-                <w:sz w:val="22"/>
-              </w:rPr>
-              <w:t>Этап</w:t>
+            <w:r>
+              <w:t>Информационная задача</w:t>
             </w:r>
           </w:p>
         </w:tc>
@@ -4715,15 +4713,7 @@
             <w:vAlign w:val="center"/>
           </w:tcPr>
           <w:p>
-            <w:pPr>
-              <w:spacing w:line="276" w:lineRule="auto"/>
-              <w:ind w:firstLine="0"/>
-            </w:pPr>
-            <w:r>
-              <w:rPr>
-                <w:b/>
-                <w:sz w:val="22"/>
-              </w:rPr>
+            <w:r>
               <w:t>Исполнитель</w:t>
             </w:r>
           </w:p>
@@ -4735,15 +4725,7 @@
             <w:vAlign w:val="center"/>
           </w:tcPr>
           <w:p>
-            <w:pPr>
-              <w:spacing w:line="276" w:lineRule="auto"/>
-              <w:ind w:firstLine="0"/>
-            </w:pPr>
-            <w:r>
-              <w:rPr>
-                <w:b/>
-                <w:sz w:val="22"/>
-              </w:rPr>
+            <w:r>
               <w:t>Время, ч</w:t>
             </w:r>
           </w:p>
@@ -4755,15 +4737,7 @@
             <w:vAlign w:val="center"/>
           </w:tcPr>
           <w:p>
-            <w:pPr>
-              <w:spacing w:line="276" w:lineRule="auto"/>
-              <w:ind w:firstLine="0"/>
-            </w:pPr>
-            <w:r>
-              <w:rPr>
-                <w:b/>
-                <w:sz w:val="22"/>
-              </w:rPr>
+            <w:r>
               <w:t>Ставка, руб./ч</w:t>
             </w:r>
           </w:p>
@@ -4775,764 +4749,628 @@
             <w:vAlign w:val="center"/>
           </w:tcPr>
           <w:p>
-            <w:pPr>
-              <w:spacing w:line="276" w:lineRule="auto"/>
-              <w:ind w:firstLine="0"/>
-            </w:pPr>
-            <w:r>
-              <w:rPr>
-                <w:b/>
-                <w:sz w:val="22"/>
-              </w:rPr>
+            <w:r>
               <w:t>Стоимость, руб.</w:t>
             </w:r>
           </w:p>
         </w:tc>
       </w:tr>
       <w:tr>
-        <w:trPr>
-          <w:jc w:val="center"/>
-        </w:trPr>
-        <w:tc>
-          <w:tcPr>
-            <w:tcW w:w="1928" w:type="dxa"/>
-            <w:vAlign w:val="center"/>
-          </w:tcPr>
-          <w:p>
-            <w:pPr>
-              <w:spacing w:line="276" w:lineRule="auto"/>
-              <w:ind w:firstLine="0"/>
-            </w:pPr>
-            <w:r>
-              <w:rPr>
-                <w:sz w:val="22"/>
-              </w:rPr>
-              <w:t>Автоматизированная регистрация и проверка полей</w:t>
-            </w:r>
-          </w:p>
-        </w:tc>
-        <w:tc>
-          <w:tcPr>
-            <w:tcW w:w="1928" w:type="dxa"/>
-            <w:vAlign w:val="center"/>
-          </w:tcPr>
-          <w:p>
-            <w:pPr>
-              <w:spacing w:line="276" w:lineRule="auto"/>
-              <w:ind w:firstLine="0"/>
-            </w:pPr>
-            <w:r>
-              <w:rPr>
-                <w:sz w:val="22"/>
-              </w:rPr>
-              <w:t>Руководитель производственного участка</w:t>
-            </w:r>
-          </w:p>
-        </w:tc>
-        <w:tc>
-          <w:tcPr>
-            <w:tcW w:w="1928" w:type="dxa"/>
-            <w:vAlign w:val="center"/>
-          </w:tcPr>
-          <w:p>
-            <w:pPr>
-              <w:spacing w:line="276" w:lineRule="auto"/>
-              <w:ind w:firstLine="0"/>
-            </w:pPr>
-            <w:r>
-              <w:rPr>
-                <w:sz w:val="22"/>
-              </w:rPr>
-              <w:t>0,15</w:t>
-            </w:r>
-          </w:p>
-        </w:tc>
-        <w:tc>
-          <w:tcPr>
-            <w:tcW w:w="1928" w:type="dxa"/>
-            <w:vAlign w:val="center"/>
-          </w:tcPr>
-          <w:p>
-            <w:pPr>
-              <w:spacing w:line="276" w:lineRule="auto"/>
-              <w:ind w:firstLine="0"/>
-            </w:pPr>
-            <w:r>
-              <w:rPr>
-                <w:sz w:val="22"/>
-              </w:rPr>
-              <w:t>650</w:t>
-            </w:r>
-          </w:p>
-        </w:tc>
-        <w:tc>
-          <w:tcPr>
-            <w:tcW w:w="1928" w:type="dxa"/>
-            <w:vAlign w:val="center"/>
-          </w:tcPr>
-          <w:p>
-            <w:pPr>
-              <w:spacing w:line="276" w:lineRule="auto"/>
-              <w:ind w:firstLine="0"/>
-            </w:pPr>
-            <w:r>
-              <w:rPr>
-                <w:sz w:val="22"/>
-              </w:rPr>
-              <w:t>98</w:t>
+        <w:tc>
+          <w:tcPr>
+            <w:tcW w:type="dxa" w:w="2197"/>
+          </w:tcPr>
+          <w:p>
+            <w:r>
+              <w:t>Автоматическое получение заказа из Ozon/CMS</w:t>
+            </w:r>
+          </w:p>
+        </w:tc>
+        <w:tc>
+          <w:tcPr>
+            <w:tcW w:type="dxa" w:w="2026"/>
+          </w:tcPr>
+          <w:p>
+            <w:r>
+              <w:t>Руководитель отдела производства</w:t>
+            </w:r>
+          </w:p>
+        </w:tc>
+        <w:tc>
+          <w:tcPr>
+            <w:tcW w:type="dxa" w:w="1866"/>
+          </w:tcPr>
+          <w:p>
+            <w:r>
+              <w:t>0,03</w:t>
+            </w:r>
+          </w:p>
+        </w:tc>
+        <w:tc>
+          <w:tcPr>
+            <w:tcW w:type="dxa" w:w="1872"/>
+          </w:tcPr>
+          <w:p>
+            <w:r>
+              <w:t>1071,43</w:t>
+            </w:r>
+          </w:p>
+        </w:tc>
+        <w:tc>
+          <w:tcPr>
+            <w:tcW w:type="dxa" w:w="1893"/>
+          </w:tcPr>
+          <w:p>
+            <w:r>
+              <w:t>32,14</w:t>
             </w:r>
           </w:p>
         </w:tc>
       </w:tr>
       <w:tr>
-        <w:trPr>
-          <w:jc w:val="center"/>
-        </w:trPr>
-        <w:tc>
-          <w:tcPr>
-            <w:tcW w:w="1928" w:type="dxa"/>
-            <w:vAlign w:val="center"/>
-          </w:tcPr>
-          <w:p>
-            <w:pPr>
-              <w:spacing w:line="276" w:lineRule="auto"/>
-              <w:ind w:firstLine="0"/>
-            </w:pPr>
-            <w:r>
-              <w:rPr>
-                <w:sz w:val="22"/>
-              </w:rPr>
-              <w:t>Проверка конфигурации и наличия комплектующих</w:t>
-            </w:r>
-          </w:p>
-        </w:tc>
-        <w:tc>
-          <w:tcPr>
-            <w:tcW w:w="1928" w:type="dxa"/>
-            <w:vAlign w:val="center"/>
-          </w:tcPr>
-          <w:p>
-            <w:pPr>
-              <w:spacing w:line="276" w:lineRule="auto"/>
-              <w:ind w:firstLine="0"/>
-            </w:pPr>
-            <w:r>
-              <w:rPr>
-                <w:sz w:val="22"/>
-              </w:rPr>
-              <w:t>Руководитель производственного участка</w:t>
-            </w:r>
-          </w:p>
-        </w:tc>
-        <w:tc>
-          <w:tcPr>
-            <w:tcW w:w="1928" w:type="dxa"/>
-            <w:vAlign w:val="center"/>
-          </w:tcPr>
-          <w:p>
-            <w:pPr>
-              <w:spacing w:line="276" w:lineRule="auto"/>
-              <w:ind w:firstLine="0"/>
-            </w:pPr>
-            <w:r>
-              <w:rPr>
-                <w:sz w:val="22"/>
-              </w:rPr>
-              <w:t>0,45</w:t>
-            </w:r>
-          </w:p>
-        </w:tc>
-        <w:tc>
-          <w:tcPr>
-            <w:tcW w:w="1928" w:type="dxa"/>
-            <w:vAlign w:val="center"/>
-          </w:tcPr>
-          <w:p>
-            <w:pPr>
-              <w:spacing w:line="276" w:lineRule="auto"/>
-              <w:ind w:firstLine="0"/>
-            </w:pPr>
-            <w:r>
-              <w:rPr>
-                <w:sz w:val="22"/>
-              </w:rPr>
-              <w:t>650</w:t>
-            </w:r>
-          </w:p>
-        </w:tc>
-        <w:tc>
-          <w:tcPr>
-            <w:tcW w:w="1928" w:type="dxa"/>
-            <w:vAlign w:val="center"/>
-          </w:tcPr>
-          <w:p>
-            <w:pPr>
-              <w:spacing w:line="276" w:lineRule="auto"/>
-              <w:ind w:firstLine="0"/>
-            </w:pPr>
-            <w:r>
-              <w:rPr>
-                <w:sz w:val="22"/>
-              </w:rPr>
-              <w:t>293</w:t>
+        <w:tc>
+          <w:tcPr>
+            <w:tcW w:type="dxa" w:w="2197"/>
+          </w:tcPr>
+          <w:p>
+            <w:r>
+              <w:t>Проверка цены по контрольному правилу BPMSoft</w:t>
+            </w:r>
+          </w:p>
+        </w:tc>
+        <w:tc>
+          <w:tcPr>
+            <w:tcW w:type="dxa" w:w="2026"/>
+          </w:tcPr>
+          <w:p>
+            <w:r>
+              <w:t>Руководитель отдела производства</w:t>
+            </w:r>
+          </w:p>
+        </w:tc>
+        <w:tc>
+          <w:tcPr>
+            <w:tcW w:type="dxa" w:w="1866"/>
+          </w:tcPr>
+          <w:p>
+            <w:r>
+              <w:t>0,02</w:t>
+            </w:r>
+          </w:p>
+        </w:tc>
+        <w:tc>
+          <w:tcPr>
+            <w:tcW w:type="dxa" w:w="1872"/>
+          </w:tcPr>
+          <w:p>
+            <w:r>
+              <w:t>1071,43</w:t>
+            </w:r>
+          </w:p>
+        </w:tc>
+        <w:tc>
+          <w:tcPr>
+            <w:tcW w:type="dxa" w:w="1893"/>
+          </w:tcPr>
+          <w:p>
+            <w:r>
+              <w:t>21,43</w:t>
             </w:r>
           </w:p>
         </w:tc>
       </w:tr>
       <w:tr>
-        <w:trPr>
-          <w:jc w:val="center"/>
-        </w:trPr>
-        <w:tc>
-          <w:tcPr>
-            <w:tcW w:w="1928" w:type="dxa"/>
-            <w:vAlign w:val="center"/>
-          </w:tcPr>
-          <w:p>
-            <w:pPr>
-              <w:spacing w:line="276" w:lineRule="auto"/>
-              <w:ind w:firstLine="0"/>
-            </w:pPr>
-            <w:r>
-              <w:rPr>
-                <w:sz w:val="22"/>
-              </w:rPr>
-              <w:t>Сборка базовой платформы</w:t>
-            </w:r>
-          </w:p>
-        </w:tc>
-        <w:tc>
-          <w:tcPr>
-            <w:tcW w:w="1928" w:type="dxa"/>
-            <w:vAlign w:val="center"/>
-          </w:tcPr>
-          <w:p>
-            <w:pPr>
-              <w:spacing w:line="276" w:lineRule="auto"/>
-              <w:ind w:firstLine="0"/>
-            </w:pPr>
-            <w:r>
-              <w:rPr>
-                <w:sz w:val="22"/>
-              </w:rPr>
-              <w:t>Платформер</w:t>
-            </w:r>
-          </w:p>
-        </w:tc>
-        <w:tc>
-          <w:tcPr>
-            <w:tcW w:w="1928" w:type="dxa"/>
-            <w:vAlign w:val="center"/>
-          </w:tcPr>
-          <w:p>
-            <w:pPr>
-              <w:spacing w:line="276" w:lineRule="auto"/>
-              <w:ind w:firstLine="0"/>
-            </w:pPr>
-            <w:r>
-              <w:rPr>
-                <w:sz w:val="22"/>
-              </w:rPr>
-              <w:t>1,20</w:t>
-            </w:r>
-          </w:p>
-        </w:tc>
-        <w:tc>
-          <w:tcPr>
-            <w:tcW w:w="1928" w:type="dxa"/>
-            <w:vAlign w:val="center"/>
-          </w:tcPr>
-          <w:p>
-            <w:pPr>
-              <w:spacing w:line="276" w:lineRule="auto"/>
-              <w:ind w:firstLine="0"/>
-            </w:pPr>
-            <w:r>
-              <w:rPr>
-                <w:sz w:val="22"/>
-              </w:rPr>
-              <w:t>550</w:t>
-            </w:r>
-          </w:p>
-        </w:tc>
-        <w:tc>
-          <w:tcPr>
-            <w:tcW w:w="1928" w:type="dxa"/>
-            <w:vAlign w:val="center"/>
-          </w:tcPr>
-          <w:p>
-            <w:pPr>
-              <w:spacing w:line="276" w:lineRule="auto"/>
-              <w:ind w:firstLine="0"/>
-            </w:pPr>
-            <w:r>
-              <w:rPr>
-                <w:sz w:val="22"/>
-              </w:rPr>
-              <w:t>660</w:t>
+        <w:tc>
+          <w:tcPr>
+            <w:tcW w:type="dxa" w:w="2197"/>
+          </w:tcPr>
+          <w:p>
+            <w:r>
+              <w:t>Проверка состава конфигурации по обязательным полям</w:t>
+            </w:r>
+          </w:p>
+        </w:tc>
+        <w:tc>
+          <w:tcPr>
+            <w:tcW w:type="dxa" w:w="2026"/>
+          </w:tcPr>
+          <w:p>
+            <w:r>
+              <w:t>Руководитель отдела производства</w:t>
+            </w:r>
+          </w:p>
+        </w:tc>
+        <w:tc>
+          <w:tcPr>
+            <w:tcW w:type="dxa" w:w="1866"/>
+          </w:tcPr>
+          <w:p>
+            <w:r>
+              <w:t>0,05</w:t>
+            </w:r>
+          </w:p>
+        </w:tc>
+        <w:tc>
+          <w:tcPr>
+            <w:tcW w:type="dxa" w:w="1872"/>
+          </w:tcPr>
+          <w:p>
+            <w:r>
+              <w:t>1071,43</w:t>
+            </w:r>
+          </w:p>
+        </w:tc>
+        <w:tc>
+          <w:tcPr>
+            <w:tcW w:type="dxa" w:w="1893"/>
+          </w:tcPr>
+          <w:p>
+            <w:r>
+              <w:t>53,57</w:t>
             </w:r>
           </w:p>
         </w:tc>
       </w:tr>
       <w:tr>
-        <w:trPr>
-          <w:jc w:val="center"/>
-        </w:trPr>
-        <w:tc>
-          <w:tcPr>
-            <w:tcW w:w="1928" w:type="dxa"/>
-            <w:vAlign w:val="center"/>
-          </w:tcPr>
-          <w:p>
-            <w:pPr>
-              <w:spacing w:line="276" w:lineRule="auto"/>
-              <w:ind w:firstLine="0"/>
-            </w:pPr>
-            <w:r>
-              <w:rPr>
-                <w:sz w:val="22"/>
-              </w:rPr>
-              <w:t>Окончательная сборка и подключение</w:t>
-            </w:r>
-          </w:p>
-        </w:tc>
-        <w:tc>
-          <w:tcPr>
-            <w:tcW w:w="1928" w:type="dxa"/>
-            <w:vAlign w:val="center"/>
-          </w:tcPr>
-          <w:p>
-            <w:pPr>
-              <w:spacing w:line="276" w:lineRule="auto"/>
-              <w:ind w:firstLine="0"/>
-            </w:pPr>
-            <w:r>
-              <w:rPr>
-                <w:sz w:val="22"/>
-              </w:rPr>
-              <w:t>Сборщик</w:t>
-            </w:r>
-          </w:p>
-        </w:tc>
-        <w:tc>
-          <w:tcPr>
-            <w:tcW w:w="1928" w:type="dxa"/>
-            <w:vAlign w:val="center"/>
-          </w:tcPr>
-          <w:p>
-            <w:pPr>
-              <w:spacing w:line="276" w:lineRule="auto"/>
-              <w:ind w:firstLine="0"/>
-            </w:pPr>
-            <w:r>
-              <w:rPr>
-                <w:sz w:val="22"/>
-              </w:rPr>
-              <w:t>1,50</w:t>
-            </w:r>
-          </w:p>
-        </w:tc>
-        <w:tc>
-          <w:tcPr>
-            <w:tcW w:w="1928" w:type="dxa"/>
-            <w:vAlign w:val="center"/>
-          </w:tcPr>
-          <w:p>
-            <w:pPr>
-              <w:spacing w:line="276" w:lineRule="auto"/>
-              <w:ind w:firstLine="0"/>
-            </w:pPr>
-            <w:r>
-              <w:rPr>
-                <w:sz w:val="22"/>
-              </w:rPr>
-              <w:t>550</w:t>
-            </w:r>
-          </w:p>
-        </w:tc>
-        <w:tc>
-          <w:tcPr>
-            <w:tcW w:w="1928" w:type="dxa"/>
-            <w:vAlign w:val="center"/>
-          </w:tcPr>
-          <w:p>
-            <w:pPr>
-              <w:spacing w:line="276" w:lineRule="auto"/>
-              <w:ind w:firstLine="0"/>
-            </w:pPr>
-            <w:r>
-              <w:rPr>
-                <w:sz w:val="22"/>
-              </w:rPr>
-              <w:t>825</w:t>
+        <w:tc>
+          <w:tcPr>
+            <w:tcW w:type="dxa" w:w="2197"/>
+          </w:tcPr>
+          <w:p>
+            <w:r>
+              <w:t>Проверка статуса оплаты и обработки по карточке заявки</w:t>
+            </w:r>
+          </w:p>
+        </w:tc>
+        <w:tc>
+          <w:tcPr>
+            <w:tcW w:type="dxa" w:w="2026"/>
+          </w:tcPr>
+          <w:p>
+            <w:r>
+              <w:t>Руководитель отдела производства</w:t>
+            </w:r>
+          </w:p>
+        </w:tc>
+        <w:tc>
+          <w:tcPr>
+            <w:tcW w:type="dxa" w:w="1866"/>
+          </w:tcPr>
+          <w:p>
+            <w:r>
+              <w:t>0,02</w:t>
+            </w:r>
+          </w:p>
+        </w:tc>
+        <w:tc>
+          <w:tcPr>
+            <w:tcW w:type="dxa" w:w="1872"/>
+          </w:tcPr>
+          <w:p>
+            <w:r>
+              <w:t>1071,43</w:t>
+            </w:r>
+          </w:p>
+        </w:tc>
+        <w:tc>
+          <w:tcPr>
+            <w:tcW w:type="dxa" w:w="1893"/>
+          </w:tcPr>
+          <w:p>
+            <w:r>
+              <w:t>21,43</w:t>
             </w:r>
           </w:p>
         </w:tc>
       </w:tr>
       <w:tr>
-        <w:trPr>
-          <w:jc w:val="center"/>
-        </w:trPr>
-        <w:tc>
-          <w:tcPr>
-            <w:tcW w:w="1928" w:type="dxa"/>
-            <w:vAlign w:val="center"/>
-          </w:tcPr>
-          <w:p>
-            <w:pPr>
-              <w:spacing w:line="276" w:lineRule="auto"/>
-              <w:ind w:firstLine="0"/>
-            </w:pPr>
-            <w:r>
-              <w:rPr>
-                <w:sz w:val="22"/>
-              </w:rPr>
-              <w:t>Тестирование с обязательной фиксацией результата</w:t>
-            </w:r>
-          </w:p>
-        </w:tc>
-        <w:tc>
-          <w:tcPr>
-            <w:tcW w:w="1928" w:type="dxa"/>
-            <w:vAlign w:val="center"/>
-          </w:tcPr>
-          <w:p>
-            <w:pPr>
-              <w:spacing w:line="276" w:lineRule="auto"/>
-              <w:ind w:firstLine="0"/>
-            </w:pPr>
-            <w:r>
-              <w:rPr>
-                <w:sz w:val="22"/>
-              </w:rPr>
-              <w:t>Сборщик</w:t>
-            </w:r>
-          </w:p>
-        </w:tc>
-        <w:tc>
-          <w:tcPr>
-            <w:tcW w:w="1928" w:type="dxa"/>
-            <w:vAlign w:val="center"/>
-          </w:tcPr>
-          <w:p>
-            <w:pPr>
-              <w:spacing w:line="276" w:lineRule="auto"/>
-              <w:ind w:firstLine="0"/>
-            </w:pPr>
-            <w:r>
-              <w:rPr>
-                <w:sz w:val="22"/>
-              </w:rPr>
-              <w:t>0,60</w:t>
-            </w:r>
-          </w:p>
-        </w:tc>
-        <w:tc>
-          <w:tcPr>
-            <w:tcW w:w="1928" w:type="dxa"/>
-            <w:vAlign w:val="center"/>
-          </w:tcPr>
-          <w:p>
-            <w:pPr>
-              <w:spacing w:line="276" w:lineRule="auto"/>
-              <w:ind w:firstLine="0"/>
-            </w:pPr>
-            <w:r>
-              <w:rPr>
-                <w:sz w:val="22"/>
-              </w:rPr>
-              <w:t>550</w:t>
-            </w:r>
-          </w:p>
-        </w:tc>
-        <w:tc>
-          <w:tcPr>
-            <w:tcW w:w="1928" w:type="dxa"/>
-            <w:vAlign w:val="center"/>
-          </w:tcPr>
-          <w:p>
-            <w:pPr>
-              <w:spacing w:line="276" w:lineRule="auto"/>
-              <w:ind w:firstLine="0"/>
-            </w:pPr>
-            <w:r>
-              <w:rPr>
-                <w:sz w:val="22"/>
-              </w:rPr>
-              <w:t>330</w:t>
+        <w:tc>
+          <w:tcPr>
+            <w:tcW w:type="dxa" w:w="2197"/>
+          </w:tcPr>
+          <w:p>
+            <w:r>
+              <w:t>Регистрация заказа и назначение ответственного в BPMSoft</w:t>
+            </w:r>
+          </w:p>
+        </w:tc>
+        <w:tc>
+          <w:tcPr>
+            <w:tcW w:type="dxa" w:w="2026"/>
+          </w:tcPr>
+          <w:p>
+            <w:r>
+              <w:t>Руководитель отдела производства</w:t>
+            </w:r>
+          </w:p>
+        </w:tc>
+        <w:tc>
+          <w:tcPr>
+            <w:tcW w:type="dxa" w:w="1866"/>
+          </w:tcPr>
+          <w:p>
+            <w:r>
+              <w:t>0,03</w:t>
+            </w:r>
+          </w:p>
+        </w:tc>
+        <w:tc>
+          <w:tcPr>
+            <w:tcW w:type="dxa" w:w="1872"/>
+          </w:tcPr>
+          <w:p>
+            <w:r>
+              <w:t>1071,43</w:t>
+            </w:r>
+          </w:p>
+        </w:tc>
+        <w:tc>
+          <w:tcPr>
+            <w:tcW w:type="dxa" w:w="1893"/>
+          </w:tcPr>
+          <w:p>
+            <w:r>
+              <w:t>32,14</w:t>
             </w:r>
           </w:p>
         </w:tc>
       </w:tr>
       <w:tr>
-        <w:trPr>
-          <w:jc w:val="center"/>
-        </w:trPr>
-        <w:tc>
-          <w:tcPr>
-            <w:tcW w:w="1928" w:type="dxa"/>
-            <w:vAlign w:val="center"/>
-          </w:tcPr>
-          <w:p>
-            <w:pPr>
-              <w:spacing w:line="276" w:lineRule="auto"/>
-              <w:ind w:firstLine="0"/>
-            </w:pPr>
-            <w:r>
-              <w:rPr>
-                <w:sz w:val="22"/>
-              </w:rPr>
-              <w:t>Упаковка и документы</w:t>
-            </w:r>
-          </w:p>
-        </w:tc>
-        <w:tc>
-          <w:tcPr>
-            <w:tcW w:w="1928" w:type="dxa"/>
-            <w:vAlign w:val="center"/>
-          </w:tcPr>
-          <w:p>
-            <w:pPr>
-              <w:spacing w:line="276" w:lineRule="auto"/>
-              <w:ind w:firstLine="0"/>
-            </w:pPr>
-            <w:r>
-              <w:rPr>
-                <w:sz w:val="22"/>
-              </w:rPr>
-              <w:t>Сборщик / руководитель</w:t>
-            </w:r>
-          </w:p>
-        </w:tc>
-        <w:tc>
-          <w:tcPr>
-            <w:tcW w:w="1928" w:type="dxa"/>
-            <w:vAlign w:val="center"/>
-          </w:tcPr>
-          <w:p>
-            <w:pPr>
-              <w:spacing w:line="276" w:lineRule="auto"/>
-              <w:ind w:firstLine="0"/>
-            </w:pPr>
-            <w:r>
-              <w:rPr>
-                <w:sz w:val="22"/>
-              </w:rPr>
-              <w:t>0,40</w:t>
-            </w:r>
-          </w:p>
-        </w:tc>
-        <w:tc>
-          <w:tcPr>
-            <w:tcW w:w="1928" w:type="dxa"/>
-            <w:vAlign w:val="center"/>
-          </w:tcPr>
-          <w:p>
-            <w:pPr>
-              <w:spacing w:line="276" w:lineRule="auto"/>
-              <w:ind w:firstLine="0"/>
-            </w:pPr>
-            <w:r>
-              <w:rPr>
-                <w:sz w:val="22"/>
-              </w:rPr>
-              <w:t>600</w:t>
-            </w:r>
-          </w:p>
-        </w:tc>
-        <w:tc>
-          <w:tcPr>
-            <w:tcW w:w="1928" w:type="dxa"/>
-            <w:vAlign w:val="center"/>
-          </w:tcPr>
-          <w:p>
-            <w:pPr>
-              <w:spacing w:line="276" w:lineRule="auto"/>
-              <w:ind w:firstLine="0"/>
-            </w:pPr>
-            <w:r>
-              <w:rPr>
-                <w:sz w:val="22"/>
-              </w:rPr>
-              <w:t>240</w:t>
+        <w:tc>
+          <w:tcPr>
+            <w:tcW w:type="dxa" w:w="2197"/>
+          </w:tcPr>
+          <w:p>
+            <w:r>
+              <w:t>Проверка наличия комплектующих по учетным данным</w:t>
+            </w:r>
+          </w:p>
+        </w:tc>
+        <w:tc>
+          <w:tcPr>
+            <w:tcW w:type="dxa" w:w="2026"/>
+          </w:tcPr>
+          <w:p>
+            <w:r>
+              <w:t>Руководитель отдела производства</w:t>
+            </w:r>
+          </w:p>
+        </w:tc>
+        <w:tc>
+          <w:tcPr>
+            <w:tcW w:type="dxa" w:w="1866"/>
+          </w:tcPr>
+          <w:p>
+            <w:r>
+              <w:t>0,07</w:t>
+            </w:r>
+          </w:p>
+        </w:tc>
+        <w:tc>
+          <w:tcPr>
+            <w:tcW w:type="dxa" w:w="1872"/>
+          </w:tcPr>
+          <w:p>
+            <w:r>
+              <w:t>1071,43</w:t>
+            </w:r>
+          </w:p>
+        </w:tc>
+        <w:tc>
+          <w:tcPr>
+            <w:tcW w:type="dxa" w:w="1893"/>
+          </w:tcPr>
+          <w:p>
+            <w:r>
+              <w:t>75,00</w:t>
             </w:r>
           </w:p>
         </w:tc>
       </w:tr>
       <w:tr>
-        <w:trPr>
-          <w:jc w:val="center"/>
-        </w:trPr>
-        <w:tc>
-          <w:tcPr>
-            <w:tcW w:w="1928" w:type="dxa"/>
-            <w:vAlign w:val="center"/>
-          </w:tcPr>
-          <w:p>
-            <w:pPr>
-              <w:spacing w:line="276" w:lineRule="auto"/>
-              <w:ind w:firstLine="0"/>
-            </w:pPr>
-            <w:r>
-              <w:rPr>
-                <w:sz w:val="22"/>
-              </w:rPr>
-              <w:t>Передача в логистику и автоматизированное обновление статуса</w:t>
-            </w:r>
-          </w:p>
-        </w:tc>
-        <w:tc>
-          <w:tcPr>
-            <w:tcW w:w="1928" w:type="dxa"/>
-            <w:vAlign w:val="center"/>
-          </w:tcPr>
-          <w:p>
-            <w:pPr>
-              <w:spacing w:line="276" w:lineRule="auto"/>
-              <w:ind w:firstLine="0"/>
-            </w:pPr>
-            <w:r>
-              <w:rPr>
-                <w:sz w:val="22"/>
-              </w:rPr>
-              <w:t>Водитель / руководитель</w:t>
-            </w:r>
-          </w:p>
-        </w:tc>
-        <w:tc>
-          <w:tcPr>
-            <w:tcW w:w="1928" w:type="dxa"/>
-            <w:vAlign w:val="center"/>
-          </w:tcPr>
-          <w:p>
-            <w:pPr>
-              <w:spacing w:line="276" w:lineRule="auto"/>
-              <w:ind w:firstLine="0"/>
-            </w:pPr>
-            <w:r>
-              <w:rPr>
-                <w:sz w:val="22"/>
-              </w:rPr>
-              <w:t>0,20</w:t>
-            </w:r>
-          </w:p>
-        </w:tc>
-        <w:tc>
-          <w:tcPr>
-            <w:tcW w:w="1928" w:type="dxa"/>
-            <w:vAlign w:val="center"/>
-          </w:tcPr>
-          <w:p>
-            <w:pPr>
-              <w:spacing w:line="276" w:lineRule="auto"/>
-              <w:ind w:firstLine="0"/>
-            </w:pPr>
-            <w:r>
-              <w:rPr>
-                <w:sz w:val="22"/>
-              </w:rPr>
-              <w:t>500</w:t>
-            </w:r>
-          </w:p>
-        </w:tc>
-        <w:tc>
-          <w:tcPr>
-            <w:tcW w:w="1928" w:type="dxa"/>
-            <w:vAlign w:val="center"/>
-          </w:tcPr>
-          <w:p>
-            <w:pPr>
-              <w:spacing w:line="276" w:lineRule="auto"/>
-              <w:ind w:firstLine="0"/>
-            </w:pPr>
-            <w:r>
-              <w:rPr>
-                <w:sz w:val="22"/>
-              </w:rPr>
-              <w:t>100</w:t>
+        <w:tc>
+          <w:tcPr>
+            <w:tcW w:type="dxa" w:w="2197"/>
+          </w:tcPr>
+          <w:p>
+            <w:r>
+              <w:t>Резервирование комплектующих и привязка серийных номеров</w:t>
+            </w:r>
+          </w:p>
+        </w:tc>
+        <w:tc>
+          <w:tcPr>
+            <w:tcW w:type="dxa" w:w="2026"/>
+          </w:tcPr>
+          <w:p>
+            <w:r>
+              <w:t>Платформер</w:t>
+            </w:r>
+          </w:p>
+        </w:tc>
+        <w:tc>
+          <w:tcPr>
+            <w:tcW w:type="dxa" w:w="1866"/>
+          </w:tcPr>
+          <w:p>
+            <w:r>
+              <w:t>0,08</w:t>
+            </w:r>
+          </w:p>
+        </w:tc>
+        <w:tc>
+          <w:tcPr>
+            <w:tcW w:type="dxa" w:w="1872"/>
+          </w:tcPr>
+          <w:p>
+            <w:r>
+              <w:t>654,76</w:t>
+            </w:r>
+          </w:p>
+        </w:tc>
+        <w:tc>
+          <w:tcPr>
+            <w:tcW w:type="dxa" w:w="1893"/>
+          </w:tcPr>
+          <w:p>
+            <w:r>
+              <w:t>52,38</w:t>
             </w:r>
           </w:p>
         </w:tc>
       </w:tr>
       <w:tr>
-        <w:trPr>
-          <w:jc w:val="center"/>
-        </w:trPr>
-        <w:tc>
-          <w:tcPr>
-            <w:tcW w:w="1928" w:type="dxa"/>
-            <w:vAlign w:val="center"/>
-          </w:tcPr>
-          <w:p>
-            <w:pPr>
-              <w:spacing w:line="276" w:lineRule="auto"/>
-              <w:ind w:firstLine="0"/>
-            </w:pPr>
-            <w:r>
-              <w:rPr>
-                <w:sz w:val="22"/>
-              </w:rPr>
+        <w:tc>
+          <w:tcPr>
+            <w:tcW w:type="dxa" w:w="2197"/>
+          </w:tcPr>
+          <w:p>
+            <w:r>
+              <w:t>Фиксация передачи заказа на выполнение через статус BPMSoft</w:t>
+            </w:r>
+          </w:p>
+        </w:tc>
+        <w:tc>
+          <w:tcPr>
+            <w:tcW w:type="dxa" w:w="2026"/>
+          </w:tcPr>
+          <w:p>
+            <w:r>
+              <w:t>Платформер</w:t>
+            </w:r>
+          </w:p>
+        </w:tc>
+        <w:tc>
+          <w:tcPr>
+            <w:tcW w:type="dxa" w:w="1866"/>
+          </w:tcPr>
+          <w:p>
+            <w:r>
+              <w:t>0,03</w:t>
+            </w:r>
+          </w:p>
+        </w:tc>
+        <w:tc>
+          <w:tcPr>
+            <w:tcW w:type="dxa" w:w="1872"/>
+          </w:tcPr>
+          <w:p>
+            <w:r>
+              <w:t>654,76</w:t>
+            </w:r>
+          </w:p>
+        </w:tc>
+        <w:tc>
+          <w:tcPr>
+            <w:tcW w:type="dxa" w:w="1893"/>
+          </w:tcPr>
+          <w:p>
+            <w:r>
+              <w:t>19,64</w:t>
+            </w:r>
+          </w:p>
+        </w:tc>
+      </w:tr>
+      <w:tr>
+        <w:tc>
+          <w:tcPr>
+            <w:tcW w:type="dxa" w:w="2197"/>
+          </w:tcPr>
+          <w:p>
+            <w:r>
+              <w:t>Внесение результатов диагностики в обязательные поля заявки</w:t>
+            </w:r>
+          </w:p>
+        </w:tc>
+        <w:tc>
+          <w:tcPr>
+            <w:tcW w:type="dxa" w:w="2026"/>
+          </w:tcPr>
+          <w:p>
+            <w:r>
+              <w:t>Инженер тестирования компьютерной техники</w:t>
+            </w:r>
+          </w:p>
+        </w:tc>
+        <w:tc>
+          <w:tcPr>
+            <w:tcW w:type="dxa" w:w="1866"/>
+          </w:tcPr>
+          <w:p>
+            <w:r>
+              <w:t>0,10</w:t>
+            </w:r>
+          </w:p>
+        </w:tc>
+        <w:tc>
+          <w:tcPr>
+            <w:tcW w:type="dxa" w:w="1872"/>
+          </w:tcPr>
+          <w:p>
+            <w:r>
+              <w:t>833,33</w:t>
+            </w:r>
+          </w:p>
+        </w:tc>
+        <w:tc>
+          <w:tcPr>
+            <w:tcW w:type="dxa" w:w="1893"/>
+          </w:tcPr>
+          <w:p>
+            <w:r>
+              <w:t>83,33</w:t>
+            </w:r>
+          </w:p>
+        </w:tc>
+      </w:tr>
+      <w:tr>
+        <w:tc>
+          <w:tcPr>
+            <w:tcW w:type="dxa" w:w="2197"/>
+          </w:tcPr>
+          <w:p>
+            <w:r>
+              <w:t>Прикрепление сведений о видеофиксации и упаковке к заявке</w:t>
+            </w:r>
+          </w:p>
+        </w:tc>
+        <w:tc>
+          <w:tcPr>
+            <w:tcW w:type="dxa" w:w="2026"/>
+          </w:tcPr>
+          <w:p>
+            <w:r>
+              <w:t>Упаковщик</w:t>
+            </w:r>
+          </w:p>
+        </w:tc>
+        <w:tc>
+          <w:tcPr>
+            <w:tcW w:type="dxa" w:w="1866"/>
+          </w:tcPr>
+          <w:p>
+            <w:r>
+              <w:t>0,07</w:t>
+            </w:r>
+          </w:p>
+        </w:tc>
+        <w:tc>
+          <w:tcPr>
+            <w:tcW w:type="dxa" w:w="1872"/>
+          </w:tcPr>
+          <w:p>
+            <w:r>
+              <w:t>488,10</w:t>
+            </w:r>
+          </w:p>
+        </w:tc>
+        <w:tc>
+          <w:tcPr>
+            <w:tcW w:type="dxa" w:w="1893"/>
+          </w:tcPr>
+          <w:p>
+            <w:r>
+              <w:t>34,17</w:t>
+            </w:r>
+          </w:p>
+        </w:tc>
+      </w:tr>
+      <w:tr>
+        <w:tc>
+          <w:tcPr>
+            <w:tcW w:type="dxa" w:w="2197"/>
+          </w:tcPr>
+          <w:p>
+            <w:r>
+              <w:t>Автоматизированный контроль полноты данных и закрытие статуса</w:t>
+            </w:r>
+          </w:p>
+        </w:tc>
+        <w:tc>
+          <w:tcPr>
+            <w:tcW w:type="dxa" w:w="2026"/>
+          </w:tcPr>
+          <w:p>
+            <w:r>
+              <w:t>Руководитель отдела производства</w:t>
+            </w:r>
+          </w:p>
+        </w:tc>
+        <w:tc>
+          <w:tcPr>
+            <w:tcW w:type="dxa" w:w="1866"/>
+          </w:tcPr>
+          <w:p>
+            <w:r>
+              <w:t>0,05</w:t>
+            </w:r>
+          </w:p>
+        </w:tc>
+        <w:tc>
+          <w:tcPr>
+            <w:tcW w:type="dxa" w:w="1872"/>
+          </w:tcPr>
+          <w:p>
+            <w:r>
+              <w:t>1071,43</w:t>
+            </w:r>
+          </w:p>
+        </w:tc>
+        <w:tc>
+          <w:tcPr>
+            <w:tcW w:type="dxa" w:w="1893"/>
+          </w:tcPr>
+          <w:p>
+            <w:r>
+              <w:t>53,57</w:t>
+            </w:r>
+          </w:p>
+        </w:tc>
+      </w:tr>
+      <w:tr>
+        <w:tc>
+          <w:tcPr>
+            <w:tcW w:type="dxa" w:w="2197"/>
+          </w:tcPr>
+          <w:p>
+            <w:r>
               <w:t>Итого</w:t>
             </w:r>
           </w:p>
         </w:tc>
         <w:tc>
           <w:tcPr>
-            <w:tcW w:w="1928" w:type="dxa"/>
-            <w:vAlign w:val="center"/>
-          </w:tcPr>
-          <w:p>
-            <w:pPr>
-              <w:spacing w:line="276" w:lineRule="auto"/>
-              <w:ind w:firstLine="0"/>
-            </w:pPr>
-          </w:p>
-        </w:tc>
-        <w:tc>
-          <w:tcPr>
-            <w:tcW w:w="1928" w:type="dxa"/>
-            <w:vAlign w:val="center"/>
-          </w:tcPr>
-          <w:p>
-            <w:pPr>
-              <w:spacing w:line="276" w:lineRule="auto"/>
-              <w:ind w:firstLine="0"/>
-            </w:pPr>
-            <w:r>
-              <w:rPr>
-                <w:sz w:val="22"/>
-              </w:rPr>
-              <w:t>4,50</w:t>
-            </w:r>
-          </w:p>
-        </w:tc>
-        <w:tc>
-          <w:tcPr>
-            <w:tcW w:w="1928" w:type="dxa"/>
-            <w:vAlign w:val="center"/>
-          </w:tcPr>
-          <w:p>
-            <w:pPr>
-              <w:spacing w:line="276" w:lineRule="auto"/>
-              <w:ind w:firstLine="0"/>
-            </w:pPr>
-          </w:p>
-        </w:tc>
-        <w:tc>
-          <w:tcPr>
-            <w:tcW w:w="1928" w:type="dxa"/>
-            <w:vAlign w:val="center"/>
-          </w:tcPr>
-          <w:p>
-            <w:pPr>
-              <w:spacing w:line="276" w:lineRule="auto"/>
-              <w:ind w:firstLine="0"/>
-            </w:pPr>
-            <w:r>
-              <w:rPr>
-                <w:sz w:val="22"/>
-              </w:rPr>
-              <w:t>2546</w:t>
+            <w:tcW w:type="dxa" w:w="2026"/>
+          </w:tcPr>
+          <w:p>
+            <w:r/>
+          </w:p>
+        </w:tc>
+        <w:tc>
+          <w:tcPr>
+            <w:tcW w:type="dxa" w:w="1866"/>
+          </w:tcPr>
+          <w:p>
+            <w:r>
+              <w:t>0,55</w:t>
+            </w:r>
+          </w:p>
+        </w:tc>
+        <w:tc>
+          <w:tcPr>
+            <w:tcW w:type="dxa" w:w="1872"/>
+          </w:tcPr>
+          <w:p>
+            <w:r/>
+          </w:p>
+        </w:tc>
+        <w:tc>
+          <w:tcPr>
+            <w:tcW w:type="dxa" w:w="1893"/>
+          </w:tcPr>
+          <w:p>
+            <w:r>
+              <w:t>478,80</w:t>
             </w:r>
           </w:p>
         </w:tc>
@@ -5571,15 +5409,7 @@
             <w:vAlign w:val="center"/>
           </w:tcPr>
           <w:p>
-            <w:pPr>
-              <w:spacing w:line="276" w:lineRule="auto"/>
-              <w:ind w:firstLine="0"/>
-            </w:pPr>
-            <w:r>
-              <w:rPr>
-                <w:b/>
-                <w:sz w:val="22"/>
-              </w:rPr>
+            <w:r>
               <w:t>Показатель</w:t>
             </w:r>
           </w:p>
@@ -5591,15 +5421,7 @@
             <w:vAlign w:val="center"/>
           </w:tcPr>
           <w:p>
-            <w:pPr>
-              <w:spacing w:line="276" w:lineRule="auto"/>
-              <w:ind w:firstLine="0"/>
-            </w:pPr>
-            <w:r>
-              <w:rPr>
-                <w:b/>
-                <w:sz w:val="22"/>
-              </w:rPr>
+            <w:r>
               <w:t>До реинжиниринга</w:t>
             </w:r>
           </w:p>
@@ -5611,15 +5433,7 @@
             <w:vAlign w:val="center"/>
           </w:tcPr>
           <w:p>
-            <w:pPr>
-              <w:spacing w:line="276" w:lineRule="auto"/>
-              <w:ind w:firstLine="0"/>
-            </w:pPr>
-            <w:r>
-              <w:rPr>
-                <w:b/>
-                <w:sz w:val="22"/>
-              </w:rPr>
+            <w:r>
               <w:t>После реинжиниринга</w:t>
             </w:r>
           </w:p>
@@ -5631,324 +5445,218 @@
             <w:vAlign w:val="center"/>
           </w:tcPr>
           <w:p>
-            <w:pPr>
-              <w:spacing w:line="276" w:lineRule="auto"/>
-              <w:ind w:firstLine="0"/>
-            </w:pPr>
-            <w:r>
-              <w:rPr>
-                <w:b/>
-                <w:sz w:val="22"/>
-              </w:rPr>
+            <w:r>
               <w:t>Изменение</w:t>
             </w:r>
           </w:p>
         </w:tc>
       </w:tr>
       <w:tr>
-        <w:trPr>
-          <w:jc w:val="center"/>
-        </w:trPr>
-        <w:tc>
-          <w:tcPr>
-            <w:tcW w:w="2409" w:type="dxa"/>
-            <w:vAlign w:val="center"/>
-          </w:tcPr>
-          <w:p>
-            <w:pPr>
-              <w:spacing w:line="276" w:lineRule="auto"/>
-              <w:ind w:firstLine="0"/>
-            </w:pPr>
-            <w:r>
-              <w:rPr>
-                <w:sz w:val="22"/>
-              </w:rPr>
-              <w:t>Трудоемкость сопровождения заказа</w:t>
-            </w:r>
-          </w:p>
-        </w:tc>
-        <w:tc>
-          <w:tcPr>
-            <w:tcW w:w="2409" w:type="dxa"/>
-            <w:vAlign w:val="center"/>
-          </w:tcPr>
-          <w:p>
-            <w:pPr>
-              <w:spacing w:line="276" w:lineRule="auto"/>
-              <w:ind w:firstLine="0"/>
-            </w:pPr>
-            <w:r>
-              <w:rPr>
-                <w:sz w:val="22"/>
-              </w:rPr>
-              <w:t>5,3 ч</w:t>
-            </w:r>
-          </w:p>
-        </w:tc>
-        <w:tc>
-          <w:tcPr>
-            <w:tcW w:w="2409" w:type="dxa"/>
-            <w:vAlign w:val="center"/>
-          </w:tcPr>
-          <w:p>
-            <w:pPr>
-              <w:spacing w:line="276" w:lineRule="auto"/>
-              <w:ind w:firstLine="0"/>
-            </w:pPr>
-            <w:r>
-              <w:rPr>
-                <w:sz w:val="22"/>
-              </w:rPr>
-              <w:t>4,5 ч</w:t>
-            </w:r>
-          </w:p>
-        </w:tc>
-        <w:tc>
-          <w:tcPr>
-            <w:tcW w:w="2409" w:type="dxa"/>
-            <w:vAlign w:val="center"/>
-          </w:tcPr>
-          <w:p>
-            <w:pPr>
-              <w:spacing w:line="276" w:lineRule="auto"/>
-              <w:ind w:firstLine="0"/>
-            </w:pPr>
-            <w:r>
-              <w:rPr>
-                <w:sz w:val="22"/>
-              </w:rPr>
-              <w:t>-0,8 ч</w:t>
+        <w:tc>
+          <w:tcPr>
+            <w:tcW w:type="dxa" w:w="2409"/>
+          </w:tcPr>
+          <w:p>
+            <w:r>
+              <w:t>Трудоемкость информационного сопровождения заказа</w:t>
+            </w:r>
+          </w:p>
+        </w:tc>
+        <w:tc>
+          <w:tcPr>
+            <w:tcW w:type="dxa" w:w="2409"/>
+          </w:tcPr>
+          <w:p>
+            <w:r>
+              <w:t>0,95 ч</w:t>
+            </w:r>
+          </w:p>
+        </w:tc>
+        <w:tc>
+          <w:tcPr>
+            <w:tcW w:type="dxa" w:w="2409"/>
+          </w:tcPr>
+          <w:p>
+            <w:r>
+              <w:t>0,55 ч</w:t>
+            </w:r>
+          </w:p>
+        </w:tc>
+        <w:tc>
+          <w:tcPr>
+            <w:tcW w:type="dxa" w:w="2409"/>
+          </w:tcPr>
+          <w:p>
+            <w:r>
+              <w:t>-0,40 ч (-42,1%)</w:t>
             </w:r>
           </w:p>
         </w:tc>
       </w:tr>
       <w:tr>
-        <w:trPr>
-          <w:jc w:val="center"/>
-        </w:trPr>
-        <w:tc>
-          <w:tcPr>
-            <w:tcW w:w="2409" w:type="dxa"/>
-            <w:vAlign w:val="center"/>
-          </w:tcPr>
-          <w:p>
-            <w:pPr>
-              <w:spacing w:line="276" w:lineRule="auto"/>
-              <w:ind w:firstLine="0"/>
-            </w:pPr>
-            <w:r>
-              <w:rPr>
-                <w:sz w:val="22"/>
-              </w:rPr>
-              <w:t>Стоимость сопровождения заказа</w:t>
-            </w:r>
-          </w:p>
-        </w:tc>
-        <w:tc>
-          <w:tcPr>
-            <w:tcW w:w="2409" w:type="dxa"/>
-            <w:vAlign w:val="center"/>
-          </w:tcPr>
-          <w:p>
-            <w:pPr>
-              <w:spacing w:line="276" w:lineRule="auto"/>
-              <w:ind w:firstLine="0"/>
-            </w:pPr>
-            <w:r>
-              <w:rPr>
-                <w:sz w:val="22"/>
-              </w:rPr>
-              <w:t>3025 руб.</w:t>
-            </w:r>
-          </w:p>
-        </w:tc>
-        <w:tc>
-          <w:tcPr>
-            <w:tcW w:w="2409" w:type="dxa"/>
-            <w:vAlign w:val="center"/>
-          </w:tcPr>
-          <w:p>
-            <w:pPr>
-              <w:spacing w:line="276" w:lineRule="auto"/>
-              <w:ind w:firstLine="0"/>
-            </w:pPr>
-            <w:r>
-              <w:rPr>
-                <w:sz w:val="22"/>
-              </w:rPr>
-              <w:t>2546 руб.</w:t>
-            </w:r>
-          </w:p>
-        </w:tc>
-        <w:tc>
-          <w:tcPr>
-            <w:tcW w:w="2409" w:type="dxa"/>
-            <w:vAlign w:val="center"/>
-          </w:tcPr>
-          <w:p>
-            <w:pPr>
-              <w:spacing w:line="276" w:lineRule="auto"/>
-              <w:ind w:firstLine="0"/>
-            </w:pPr>
-            <w:r>
-              <w:rPr>
-                <w:sz w:val="22"/>
-              </w:rPr>
-              <w:t>-479 руб.</w:t>
+        <w:tc>
+          <w:tcPr>
+            <w:tcW w:type="dxa" w:w="2409"/>
+          </w:tcPr>
+          <w:p>
+            <w:r>
+              <w:t>Стоимость информационного сопровождения заказа</w:t>
+            </w:r>
+          </w:p>
+        </w:tc>
+        <w:tc>
+          <w:tcPr>
+            <w:tcW w:type="dxa" w:w="2409"/>
+          </w:tcPr>
+          <w:p>
+            <w:r>
+              <w:t>840,46 руб.</w:t>
+            </w:r>
+          </w:p>
+        </w:tc>
+        <w:tc>
+          <w:tcPr>
+            <w:tcW w:type="dxa" w:w="2409"/>
+          </w:tcPr>
+          <w:p>
+            <w:r>
+              <w:t>478,80 руб.</w:t>
+            </w:r>
+          </w:p>
+        </w:tc>
+        <w:tc>
+          <w:tcPr>
+            <w:tcW w:type="dxa" w:w="2409"/>
+          </w:tcPr>
+          <w:p>
+            <w:r>
+              <w:t>-361,66 руб, (-43,0%)</w:t>
             </w:r>
           </w:p>
         </w:tc>
       </w:tr>
       <w:tr>
-        <w:trPr>
-          <w:jc w:val="center"/>
-        </w:trPr>
-        <w:tc>
-          <w:tcPr>
-            <w:tcW w:w="2409" w:type="dxa"/>
-            <w:vAlign w:val="center"/>
-          </w:tcPr>
-          <w:p>
-            <w:pPr>
-              <w:spacing w:line="276" w:lineRule="auto"/>
-              <w:ind w:firstLine="0"/>
-            </w:pPr>
-            <w:r>
-              <w:rPr>
-                <w:sz w:val="22"/>
-              </w:rPr>
-              <w:t>Контроль качества</w:t>
-            </w:r>
-          </w:p>
-        </w:tc>
-        <w:tc>
-          <w:tcPr>
-            <w:tcW w:w="2409" w:type="dxa"/>
-            <w:vAlign w:val="center"/>
-          </w:tcPr>
-          <w:p>
-            <w:pPr>
-              <w:spacing w:line="276" w:lineRule="auto"/>
-              <w:ind w:firstLine="0"/>
-            </w:pPr>
-            <w:r>
-              <w:rPr>
-                <w:sz w:val="22"/>
-              </w:rPr>
-              <w:t>Частично ручной</w:t>
-            </w:r>
-          </w:p>
-        </w:tc>
-        <w:tc>
-          <w:tcPr>
-            <w:tcW w:w="2409" w:type="dxa"/>
-            <w:vAlign w:val="center"/>
-          </w:tcPr>
-          <w:p>
-            <w:pPr>
-              <w:spacing w:line="276" w:lineRule="auto"/>
-              <w:ind w:firstLine="0"/>
-            </w:pPr>
-            <w:r>
-              <w:rPr>
-                <w:sz w:val="22"/>
-              </w:rPr>
-              <w:t>Обязательная фиксация результатов</w:t>
-            </w:r>
-          </w:p>
-        </w:tc>
-        <w:tc>
-          <w:tcPr>
-            <w:tcW w:w="2409" w:type="dxa"/>
-            <w:vAlign w:val="center"/>
-          </w:tcPr>
-          <w:p>
-            <w:pPr>
-              <w:spacing w:line="276" w:lineRule="auto"/>
-              <w:ind w:firstLine="0"/>
-            </w:pPr>
-            <w:r>
-              <w:rPr>
-                <w:sz w:val="22"/>
-              </w:rPr>
-              <w:t>Снижение риска пропуска проверки</w:t>
+        <w:tc>
+          <w:tcPr>
+            <w:tcW w:type="dxa" w:w="2409"/>
+          </w:tcPr>
+          <w:p>
+            <w:r>
+              <w:t>Детализация операций</w:t>
+            </w:r>
+          </w:p>
+        </w:tc>
+        <w:tc>
+          <w:tcPr>
+            <w:tcW w:type="dxa" w:w="2409"/>
+          </w:tcPr>
+          <w:p>
+            <w:r>
+              <w:t>Проверки заказа частично укрупнены.</w:t>
+            </w:r>
+          </w:p>
+        </w:tc>
+        <w:tc>
+          <w:tcPr>
+            <w:tcW w:type="dxa" w:w="2409"/>
+          </w:tcPr>
+          <w:p>
+            <w:r>
+              <w:t>Цена, состав, статус и полнота данных выделены в отдельные задачи.</w:t>
+            </w:r>
+          </w:p>
+        </w:tc>
+        <w:tc>
+          <w:tcPr>
+            <w:tcW w:type="dxa" w:w="2409"/>
+          </w:tcPr>
+          <w:p>
+            <w:r>
+              <w:t>Повышается управляемость процесса.</w:t>
             </w:r>
           </w:p>
         </w:tc>
       </w:tr>
       <w:tr>
-        <w:trPr>
-          <w:jc w:val="center"/>
-        </w:trPr>
-        <w:tc>
-          <w:tcPr>
-            <w:tcW w:w="2409" w:type="dxa"/>
-            <w:vAlign w:val="center"/>
-          </w:tcPr>
-          <w:p>
-            <w:pPr>
-              <w:spacing w:line="276" w:lineRule="auto"/>
-              <w:ind w:firstLine="0"/>
-            </w:pPr>
-            <w:r>
-              <w:rPr>
-                <w:sz w:val="22"/>
-              </w:rPr>
+        <w:tc>
+          <w:tcPr>
+            <w:tcW w:type="dxa" w:w="2409"/>
+          </w:tcPr>
+          <w:p>
+            <w:r>
+              <w:t>Контроль качества данных</w:t>
+            </w:r>
+          </w:p>
+        </w:tc>
+        <w:tc>
+          <w:tcPr>
+            <w:tcW w:type="dxa" w:w="2409"/>
+          </w:tcPr>
+          <w:p>
+            <w:r>
+              <w:t>Зависит от ручной проверки.</w:t>
+            </w:r>
+          </w:p>
+        </w:tc>
+        <w:tc>
+          <w:tcPr>
+            <w:tcW w:type="dxa" w:w="2409"/>
+          </w:tcPr>
+          <w:p>
+            <w:r>
+              <w:t>Поддерживается обязательными полями и статусами BPMSoft.</w:t>
+            </w:r>
+          </w:p>
+        </w:tc>
+        <w:tc>
+          <w:tcPr>
+            <w:tcW w:type="dxa" w:w="2409"/>
+          </w:tcPr>
+          <w:p>
+            <w:r>
+              <w:t>Снижается риск пропуска данных.</w:t>
+            </w:r>
+          </w:p>
+        </w:tc>
+      </w:tr>
+      <w:tr>
+        <w:tc>
+          <w:tcPr>
+            <w:tcW w:type="dxa" w:w="2409"/>
+          </w:tcPr>
+          <w:p>
+            <w:r>
               <w:t>Прозрачность статуса</w:t>
             </w:r>
           </w:p>
         </w:tc>
         <w:tc>
           <w:tcPr>
-            <w:tcW w:w="2409" w:type="dxa"/>
-            <w:vAlign w:val="center"/>
-          </w:tcPr>
-          <w:p>
-            <w:pPr>
-              <w:spacing w:line="276" w:lineRule="auto"/>
-              <w:ind w:firstLine="0"/>
-            </w:pPr>
-            <w:r>
-              <w:rPr>
-                <w:sz w:val="22"/>
-              </w:rPr>
-              <w:t>Зависит от ручных обновлений</w:t>
-            </w:r>
-          </w:p>
-        </w:tc>
-        <w:tc>
-          <w:tcPr>
-            <w:tcW w:w="2409" w:type="dxa"/>
-            <w:vAlign w:val="center"/>
-          </w:tcPr>
-          <w:p>
-            <w:pPr>
-              <w:spacing w:line="276" w:lineRule="auto"/>
-              <w:ind w:firstLine="0"/>
-            </w:pPr>
-            <w:r>
-              <w:rPr>
-                <w:sz w:val="22"/>
-              </w:rPr>
-              <w:t>Видна в карточке BPMSoft</w:t>
-            </w:r>
-          </w:p>
-        </w:tc>
-        <w:tc>
-          <w:tcPr>
-            <w:tcW w:w="2409" w:type="dxa"/>
-            <w:vAlign w:val="center"/>
-          </w:tcPr>
-          <w:p>
-            <w:pPr>
-              <w:spacing w:line="276" w:lineRule="auto"/>
-              <w:ind w:firstLine="0"/>
-            </w:pPr>
-            <w:r>
-              <w:rPr>
-                <w:sz w:val="22"/>
-              </w:rPr>
-              <w:t>Повышение управляемости</w:t>
+            <w:tcW w:type="dxa" w:w="2409"/>
+          </w:tcPr>
+          <w:p>
+            <w:r>
+              <w:t>Состояние заказа выясняется по CMS и внешним файлам.</w:t>
+            </w:r>
+          </w:p>
+        </w:tc>
+        <w:tc>
+          <w:tcPr>
+            <w:tcW w:type="dxa" w:w="2409"/>
+          </w:tcPr>
+          <w:p>
+            <w:r>
+              <w:t>Состояние заказа видно по карточке и журналу процесса.</w:t>
+            </w:r>
+          </w:p>
+        </w:tc>
+        <w:tc>
+          <w:tcPr>
+            <w:tcW w:type="dxa" w:w="2409"/>
+          </w:tcPr>
+          <w:p>
+            <w:r>
+              <w:t>Ускоряется контроль исполнения.</w:t>
             </w:r>
           </w:p>
         </w:tc>
@@ -5966,11 +5674,7 @@
     </w:p>
     <w:p>
       <w:r>
-        <w:t xml:space="preserve">Для реализации целевого процесса в BPMSoft, показанной на рисунках 6-10, создается рабочее место и раздел заявок, где фиксируются данные заказа, заявитель, исполнитель, статус, отдел, тип заявки, расходы и сроки </w:t>
-      </w:r>
-      <w:r>
-        <w:lastRenderedPageBreak/>
-        <w:t>выполнения. Для исключения произвольного ввода используются справочники статусов, отделов и типов заявок.</w:t>
+        <w:t>Для реализации целевого процесса в BPMSoft создается рабочее место и раздел заявок, где фиксируются данные заказа, заявитель, исполнитель, статус, отдел, тип заявки, расходы и сроки выполнения. Для исключения произвольного ввода используются справочники статусов, отделов и типов заявок; места для скриншотов BPMSoft оставлены ниже.</w:t>
       </w:r>
     </w:p>
     <w:p>
@@ -6200,7 +5904,7 @@
     </w:p>
     <w:p>
       <w:r>
-        <w:t>Материалы, требующие уточнения перед защитой: наличие обязательных моделей IDEF0, BPMN и eEPC именно для процесса ООО «Юкомс»; точные ставки оплаты труда и нормативы времени, если требуется расчет по фактическим данным; актуальность реквизитов организации; финальное обновление автоматического содержания в Microsoft Word.</w:t>
+        <w:t>Материалы, требующие уточнения перед защитой: обязательные модели IDEF0, BPMN и eEPC будут подготовлены вручную; расчеты времени должны учитывать только информационные операции, без физической сборки, тестирования оборудования и упаковки; точные ставки оплаты труда и нормативы времени при необходимости уточняются по фактическим данным; актуальность реквизитов организации и автоматическое содержание требуют финальной проверки.</w:t>
       </w:r>
     </w:p>
     <w:p/>
